--- a/syllabus.docx
+++ b/syllabus.docx
@@ -38,7 +38,6 @@
         <w:spacing w:after="0" w:line="240" w:lineRule="auto"/>
         <w:jc w:val="left"/>
         <w:rPr>
-          <w:rFonts w:hint="eastAsia"/>
           <w:sz w:val="22"/>
         </w:rPr>
       </w:pPr>
@@ -82,12 +81,16 @@
         </w:rPr>
         <w:t>(</w:t>
       </w:r>
-      <w:r>
-        <w:rPr>
-          <w:sz w:val="22"/>
-        </w:rPr>
-        <w:t>https://daddynkidsmakers.blogspot.com/</w:t>
-      </w:r>
+      <w:hyperlink r:id="rId5" w:history="1">
+        <w:r>
+          <w:rPr>
+            <w:rStyle w:val="a3"/>
+            <w:color w:val="auto"/>
+            <w:sz w:val="22"/>
+          </w:rPr>
+          <w:t>https://daddynkidsmakers.blogspot.com/</w:t>
+        </w:r>
+      </w:hyperlink>
       <w:r>
         <w:rPr>
           <w:sz w:val="22"/>
@@ -113,14 +116,16 @@
         </w:rPr>
         <w:t>(</w:t>
       </w:r>
-      <w:bookmarkStart w:id="0" w:name="_GoBack"/>
-      <w:bookmarkEnd w:id="0"/>
-      <w:r>
-        <w:rPr>
-          <w:sz w:val="22"/>
-        </w:rPr>
-        <w:t>https://github.com/mac999/infra_ai_agent_tutorials</w:t>
-      </w:r>
+      <w:hyperlink r:id="rId6" w:history="1">
+        <w:r>
+          <w:rPr>
+            <w:rStyle w:val="a3"/>
+            <w:color w:val="auto"/>
+            <w:sz w:val="22"/>
+          </w:rPr>
+          <w:t>https://github.com/mac999/infra_ai_agent_tutorials</w:t>
+        </w:r>
+      </w:hyperlink>
       <w:r>
         <w:rPr>
           <w:sz w:val="22"/>
@@ -179,17 +184,15 @@
                 <w:rFonts w:ascii="맑은 고딕" w:eastAsia="맑은 고딕" w:cs="맑은 고딕"/>
                 <w:b/>
                 <w:bCs/>
-                <w:color w:val="000000"/>
-                <w:kern w:val="0"/>
-                <w:sz w:val="22"/>
-              </w:rPr>
-            </w:pPr>
-            <w:r>
-              <w:rPr>
-                <w:rFonts w:ascii="맑은 고딕" w:eastAsia="맑은 고딕" w:cs="맑은 고딕"/>
-                <w:b/>
-                <w:bCs/>
-                <w:color w:val="000000"/>
+                <w:kern w:val="0"/>
+                <w:sz w:val="22"/>
+              </w:rPr>
+            </w:pPr>
+            <w:r>
+              <w:rPr>
+                <w:rFonts w:ascii="맑은 고딕" w:eastAsia="맑은 고딕" w:cs="맑은 고딕"/>
+                <w:b/>
+                <w:bCs/>
                 <w:kern w:val="0"/>
                 <w:sz w:val="22"/>
               </w:rPr>
@@ -210,17 +213,15 @@
                 <w:rFonts w:ascii="맑은 고딕" w:eastAsia="맑은 고딕" w:cs="맑은 고딕"/>
                 <w:b/>
                 <w:bCs/>
-                <w:color w:val="000000"/>
-                <w:kern w:val="0"/>
-                <w:sz w:val="22"/>
-              </w:rPr>
-            </w:pPr>
-            <w:r>
-              <w:rPr>
-                <w:rFonts w:ascii="맑은 고딕" w:eastAsia="맑은 고딕" w:cs="맑은 고딕" w:hint="eastAsia"/>
-                <w:b/>
-                <w:bCs/>
-                <w:color w:val="000000"/>
+                <w:kern w:val="0"/>
+                <w:sz w:val="22"/>
+              </w:rPr>
+            </w:pPr>
+            <w:r>
+              <w:rPr>
+                <w:rFonts w:ascii="맑은 고딕" w:eastAsia="맑은 고딕" w:cs="맑은 고딕" w:hint="eastAsia"/>
+                <w:b/>
+                <w:bCs/>
                 <w:kern w:val="0"/>
                 <w:sz w:val="22"/>
               </w:rPr>
@@ -231,7 +232,6 @@
                 <w:rFonts w:ascii="맑은 고딕" w:eastAsia="맑은 고딕" w:cs="맑은 고딕"/>
                 <w:b/>
                 <w:bCs/>
-                <w:color w:val="000000"/>
                 <w:kern w:val="0"/>
                 <w:sz w:val="22"/>
               </w:rPr>
@@ -252,17 +252,15 @@
                 <w:rFonts w:ascii="맑은 고딕" w:eastAsia="맑은 고딕" w:cs="맑은 고딕"/>
                 <w:b/>
                 <w:bCs/>
-                <w:color w:val="000000"/>
-                <w:kern w:val="0"/>
-                <w:sz w:val="22"/>
-              </w:rPr>
-            </w:pPr>
-            <w:r>
-              <w:rPr>
-                <w:rFonts w:ascii="맑은 고딕" w:eastAsia="맑은 고딕" w:cs="맑은 고딕" w:hint="eastAsia"/>
-                <w:b/>
-                <w:bCs/>
-                <w:color w:val="000000"/>
+                <w:kern w:val="0"/>
+                <w:sz w:val="22"/>
+              </w:rPr>
+            </w:pPr>
+            <w:r>
+              <w:rPr>
+                <w:rFonts w:ascii="맑은 고딕" w:eastAsia="맑은 고딕" w:cs="맑은 고딕" w:hint="eastAsia"/>
+                <w:b/>
+                <w:bCs/>
                 <w:kern w:val="0"/>
                 <w:sz w:val="22"/>
               </w:rPr>
@@ -273,7 +271,6 @@
                 <w:rFonts w:ascii="맑은 고딕" w:eastAsia="맑은 고딕" w:cs="맑은 고딕"/>
                 <w:b/>
                 <w:bCs/>
-                <w:color w:val="000000"/>
                 <w:kern w:val="0"/>
                 <w:sz w:val="22"/>
               </w:rPr>
@@ -294,17 +291,15 @@
                 <w:rFonts w:ascii="맑은 고딕" w:eastAsia="맑은 고딕" w:cs="맑은 고딕"/>
                 <w:b/>
                 <w:bCs/>
-                <w:color w:val="000000"/>
-                <w:kern w:val="0"/>
-                <w:sz w:val="22"/>
-              </w:rPr>
-            </w:pPr>
-            <w:r>
-              <w:rPr>
-                <w:rFonts w:ascii="맑은 고딕" w:eastAsia="맑은 고딕" w:cs="맑은 고딕"/>
-                <w:b/>
-                <w:bCs/>
-                <w:color w:val="000000"/>
+                <w:kern w:val="0"/>
+                <w:sz w:val="22"/>
+              </w:rPr>
+            </w:pPr>
+            <w:r>
+              <w:rPr>
+                <w:rFonts w:ascii="맑은 고딕" w:eastAsia="맑은 고딕" w:cs="맑은 고딕"/>
+                <w:b/>
+                <w:bCs/>
                 <w:kern w:val="0"/>
                 <w:sz w:val="22"/>
               </w:rPr>
@@ -325,17 +320,15 @@
                 <w:rFonts w:ascii="맑은 고딕" w:eastAsia="맑은 고딕" w:cs="맑은 고딕"/>
                 <w:b/>
                 <w:bCs/>
-                <w:color w:val="000000"/>
-                <w:kern w:val="0"/>
-                <w:sz w:val="22"/>
-              </w:rPr>
-            </w:pPr>
-            <w:r>
-              <w:rPr>
-                <w:rFonts w:ascii="맑은 고딕" w:eastAsia="맑은 고딕" w:cs="맑은 고딕"/>
-                <w:b/>
-                <w:bCs/>
-                <w:color w:val="000000"/>
+                <w:kern w:val="0"/>
+                <w:sz w:val="22"/>
+              </w:rPr>
+            </w:pPr>
+            <w:r>
+              <w:rPr>
+                <w:rFonts w:ascii="맑은 고딕" w:eastAsia="맑은 고딕" w:cs="맑은 고딕"/>
+                <w:b/>
+                <w:bCs/>
                 <w:kern w:val="0"/>
                 <w:sz w:val="22"/>
               </w:rPr>
@@ -362,17 +355,15 @@
                 <w:rFonts w:ascii="맑은 고딕" w:eastAsia="맑은 고딕" w:cs="맑은 고딕"/>
                 <w:b/>
                 <w:bCs/>
-                <w:color w:val="000000"/>
-                <w:kern w:val="0"/>
-                <w:sz w:val="22"/>
-              </w:rPr>
-            </w:pPr>
-            <w:r>
-              <w:rPr>
-                <w:rFonts w:ascii="맑은 고딕" w:eastAsia="맑은 고딕" w:cs="맑은 고딕"/>
-                <w:b/>
-                <w:bCs/>
-                <w:color w:val="000000"/>
+                <w:kern w:val="0"/>
+                <w:sz w:val="22"/>
+              </w:rPr>
+            </w:pPr>
+            <w:r>
+              <w:rPr>
+                <w:rFonts w:ascii="맑은 고딕" w:eastAsia="맑은 고딕" w:cs="맑은 고딕"/>
+                <w:b/>
+                <w:bCs/>
                 <w:kern w:val="0"/>
                 <w:sz w:val="22"/>
               </w:rPr>
@@ -391,15 +382,13 @@
               <w:jc w:val="left"/>
               <w:rPr>
                 <w:rFonts w:ascii="맑은 고딕" w:eastAsia="맑은 고딕" w:cs="맑은 고딕"/>
-                <w:color w:val="000000"/>
-                <w:kern w:val="0"/>
-                <w:sz w:val="22"/>
-              </w:rPr>
-            </w:pPr>
-            <w:r>
-              <w:rPr>
-                <w:rFonts w:ascii="맑은 고딕" w:eastAsia="맑은 고딕" w:cs="맑은 고딕" w:hint="eastAsia"/>
-                <w:color w:val="000000"/>
+                <w:kern w:val="0"/>
+                <w:sz w:val="22"/>
+              </w:rPr>
+            </w:pPr>
+            <w:r>
+              <w:rPr>
+                <w:rFonts w:ascii="맑은 고딕" w:eastAsia="맑은 고딕" w:cs="맑은 고딕" w:hint="eastAsia"/>
                 <w:kern w:val="0"/>
                 <w:sz w:val="22"/>
               </w:rPr>
@@ -418,15 +407,13 @@
               <w:jc w:val="left"/>
               <w:rPr>
                 <w:rFonts w:ascii="맑은 고딕" w:eastAsia="맑은 고딕" w:cs="맑은 고딕"/>
-                <w:color w:val="000000"/>
-                <w:kern w:val="0"/>
-                <w:sz w:val="22"/>
-              </w:rPr>
-            </w:pPr>
-            <w:r>
-              <w:rPr>
-                <w:rFonts w:ascii="맑은 고딕" w:eastAsia="맑은 고딕" w:cs="맑은 고딕" w:hint="eastAsia"/>
-                <w:color w:val="000000"/>
+                <w:kern w:val="0"/>
+                <w:sz w:val="22"/>
+              </w:rPr>
+            </w:pPr>
+            <w:r>
+              <w:rPr>
+                <w:rFonts w:ascii="맑은 고딕" w:eastAsia="맑은 고딕" w:cs="맑은 고딕" w:hint="eastAsia"/>
                 <w:kern w:val="0"/>
                 <w:sz w:val="22"/>
               </w:rPr>
@@ -435,7 +422,6 @@
             <w:r>
               <w:rPr>
                 <w:rFonts w:ascii="맑은 고딕" w:eastAsia="맑은 고딕" w:cs="맑은 고딕"/>
-                <w:color w:val="000000"/>
                 <w:kern w:val="0"/>
                 <w:sz w:val="22"/>
               </w:rPr>
@@ -455,15 +441,13 @@
               <w:jc w:val="center"/>
               <w:rPr>
                 <w:rFonts w:ascii="맑은 고딕" w:eastAsia="맑은 고딕" w:cs="맑은 고딕"/>
-                <w:color w:val="000000"/>
-                <w:kern w:val="0"/>
-                <w:sz w:val="22"/>
-              </w:rPr>
-            </w:pPr>
-            <w:r>
-              <w:rPr>
-                <w:rFonts w:ascii="맑은 고딕" w:eastAsia="맑은 고딕" w:cs="맑은 고딕"/>
-                <w:color w:val="000000"/>
+                <w:kern w:val="0"/>
+                <w:sz w:val="22"/>
+              </w:rPr>
+            </w:pPr>
+            <w:r>
+              <w:rPr>
+                <w:rFonts w:ascii="맑은 고딕" w:eastAsia="맑은 고딕" w:cs="맑은 고딕"/>
                 <w:kern w:val="0"/>
                 <w:sz w:val="22"/>
               </w:rPr>
@@ -483,15 +467,13 @@
               <w:jc w:val="center"/>
               <w:rPr>
                 <w:rFonts w:ascii="맑은 고딕" w:eastAsia="맑은 고딕" w:cs="맑은 고딕"/>
-                <w:color w:val="000000"/>
-                <w:kern w:val="0"/>
-                <w:sz w:val="22"/>
-              </w:rPr>
-            </w:pPr>
-            <w:r>
-              <w:rPr>
-                <w:rFonts w:ascii="맑은 고딕" w:eastAsia="맑은 고딕" w:cs="맑은 고딕" w:hint="eastAsia"/>
-                <w:color w:val="000000"/>
+                <w:kern w:val="0"/>
+                <w:sz w:val="22"/>
+              </w:rPr>
+            </w:pPr>
+            <w:r>
+              <w:rPr>
+                <w:rFonts w:ascii="맑은 고딕" w:eastAsia="맑은 고딕" w:cs="맑은 고딕" w:hint="eastAsia"/>
                 <w:kern w:val="0"/>
                 <w:sz w:val="22"/>
               </w:rPr>
@@ -518,7 +500,6 @@
                 <w:rFonts w:ascii="맑은 고딕" w:eastAsia="맑은 고딕" w:cs="맑은 고딕"/>
                 <w:b/>
                 <w:bCs/>
-                <w:color w:val="000000"/>
                 <w:kern w:val="0"/>
                 <w:sz w:val="22"/>
               </w:rPr>
@@ -536,15 +517,13 @@
               <w:jc w:val="left"/>
               <w:rPr>
                 <w:rFonts w:ascii="맑은 고딕" w:eastAsia="맑은 고딕" w:cs="맑은 고딕"/>
-                <w:color w:val="000000"/>
-                <w:kern w:val="0"/>
-                <w:sz w:val="22"/>
-              </w:rPr>
-            </w:pPr>
-            <w:r>
-              <w:rPr>
-                <w:rFonts w:ascii="맑은 고딕" w:eastAsia="맑은 고딕" w:cs="맑은 고딕"/>
-                <w:color w:val="000000"/>
+                <w:kern w:val="0"/>
+                <w:sz w:val="22"/>
+              </w:rPr>
+            </w:pPr>
+            <w:r>
+              <w:rPr>
+                <w:rFonts w:ascii="맑은 고딕" w:eastAsia="맑은 고딕" w:cs="맑은 고딕"/>
                 <w:kern w:val="0"/>
                 <w:sz w:val="22"/>
               </w:rPr>
@@ -553,7 +532,6 @@
             <w:r>
               <w:rPr>
                 <w:rFonts w:ascii="맑은 고딕" w:eastAsia="맑은 고딕" w:cs="맑은 고딕" w:hint="eastAsia"/>
-                <w:color w:val="000000"/>
                 <w:kern w:val="0"/>
                 <w:sz w:val="22"/>
               </w:rPr>
@@ -572,7 +550,6 @@
               <w:jc w:val="left"/>
               <w:rPr>
                 <w:rFonts w:ascii="맑은 고딕" w:eastAsia="맑은 고딕" w:cs="맑은 고딕"/>
-                <w:color w:val="000000"/>
                 <w:kern w:val="0"/>
                 <w:sz w:val="22"/>
               </w:rPr>
@@ -591,7 +568,6 @@
               <w:jc w:val="center"/>
               <w:rPr>
                 <w:rFonts w:ascii="맑은 고딕" w:eastAsia="맑은 고딕" w:cs="맑은 고딕"/>
-                <w:color w:val="000000"/>
                 <w:kern w:val="0"/>
                 <w:sz w:val="22"/>
               </w:rPr>
@@ -610,7 +586,6 @@
               <w:jc w:val="center"/>
               <w:rPr>
                 <w:rFonts w:ascii="맑은 고딕" w:eastAsia="맑은 고딕" w:cs="맑은 고딕"/>
-                <w:color w:val="000000"/>
                 <w:kern w:val="0"/>
                 <w:sz w:val="22"/>
               </w:rPr>
@@ -636,7 +611,6 @@
                 <w:rFonts w:ascii="맑은 고딕" w:eastAsia="맑은 고딕" w:cs="맑은 고딕"/>
                 <w:b/>
                 <w:bCs/>
-                <w:color w:val="000000"/>
                 <w:kern w:val="0"/>
                 <w:sz w:val="22"/>
               </w:rPr>
@@ -654,15 +628,13 @@
               <w:jc w:val="left"/>
               <w:rPr>
                 <w:rFonts w:ascii="맑은 고딕" w:eastAsia="맑은 고딕" w:cs="맑은 고딕"/>
-                <w:color w:val="000000"/>
-                <w:kern w:val="0"/>
-                <w:sz w:val="22"/>
-              </w:rPr>
-            </w:pPr>
-            <w:r>
-              <w:rPr>
-                <w:rFonts w:ascii="맑은 고딕" w:eastAsia="맑은 고딕" w:cs="맑은 고딕"/>
-                <w:color w:val="000000"/>
+                <w:kern w:val="0"/>
+                <w:sz w:val="22"/>
+              </w:rPr>
+            </w:pPr>
+            <w:r>
+              <w:rPr>
+                <w:rFonts w:ascii="맑은 고딕" w:eastAsia="맑은 고딕" w:cs="맑은 고딕"/>
                 <w:kern w:val="0"/>
                 <w:sz w:val="22"/>
               </w:rPr>
@@ -671,7 +643,6 @@
             <w:r>
               <w:rPr>
                 <w:rFonts w:ascii="맑은 고딕" w:eastAsia="맑은 고딕" w:cs="맑은 고딕" w:hint="eastAsia"/>
-                <w:color w:val="000000"/>
                 <w:kern w:val="0"/>
                 <w:sz w:val="22"/>
               </w:rPr>
@@ -680,7 +651,6 @@
             <w:r>
               <w:rPr>
                 <w:rFonts w:ascii="맑은 고딕" w:eastAsia="맑은 고딕" w:cs="맑은 고딕"/>
-                <w:color w:val="000000"/>
                 <w:kern w:val="0"/>
                 <w:sz w:val="22"/>
               </w:rPr>
@@ -689,7 +659,6 @@
             <w:r>
               <w:rPr>
                 <w:rFonts w:ascii="맑은 고딕" w:eastAsia="맑은 고딕" w:cs="맑은 고딕" w:hint="eastAsia"/>
-                <w:color w:val="000000"/>
                 <w:kern w:val="0"/>
                 <w:sz w:val="22"/>
               </w:rPr>
@@ -698,7 +667,6 @@
             <w:r>
               <w:rPr>
                 <w:rFonts w:ascii="맑은 고딕" w:eastAsia="맑은 고딕" w:cs="맑은 고딕"/>
-                <w:color w:val="000000"/>
                 <w:kern w:val="0"/>
                 <w:sz w:val="22"/>
               </w:rPr>
@@ -707,7 +675,6 @@
             <w:r>
               <w:rPr>
                 <w:rFonts w:ascii="맑은 고딕" w:eastAsia="맑은 고딕" w:cs="맑은 고딕" w:hint="eastAsia"/>
-                <w:color w:val="000000"/>
                 <w:kern w:val="0"/>
                 <w:sz w:val="22"/>
               </w:rPr>
@@ -726,11 +693,18 @@
               <w:jc w:val="left"/>
               <w:rPr>
                 <w:rFonts w:ascii="맑은 고딕" w:eastAsia="맑은 고딕" w:cs="맑은 고딕"/>
-                <w:color w:val="000000"/>
-                <w:kern w:val="0"/>
-                <w:sz w:val="22"/>
-              </w:rPr>
-            </w:pPr>
+                <w:kern w:val="0"/>
+                <w:sz w:val="22"/>
+              </w:rPr>
+            </w:pPr>
+            <w:r>
+              <w:rPr>
+                <w:rFonts w:ascii="맑은 고딕" w:eastAsia="맑은 고딕" w:cs="맑은 고딕"/>
+                <w:kern w:val="0"/>
+                <w:sz w:val="22"/>
+              </w:rPr>
+              <w:t xml:space="preserve">dify, n8n </w:t>
+            </w:r>
           </w:p>
         </w:tc>
         <w:tc>
@@ -745,7 +719,6 @@
               <w:jc w:val="center"/>
               <w:rPr>
                 <w:rFonts w:ascii="맑은 고딕" w:eastAsia="맑은 고딕" w:cs="맑은 고딕"/>
-                <w:color w:val="000000"/>
                 <w:kern w:val="0"/>
                 <w:sz w:val="22"/>
               </w:rPr>
@@ -764,7 +737,6 @@
               <w:jc w:val="center"/>
               <w:rPr>
                 <w:rFonts w:ascii="맑은 고딕" w:eastAsia="맑은 고딕" w:cs="맑은 고딕"/>
-                <w:color w:val="000000"/>
                 <w:kern w:val="0"/>
                 <w:sz w:val="22"/>
               </w:rPr>
@@ -790,17 +762,15 @@
                 <w:rFonts w:ascii="맑은 고딕" w:eastAsia="맑은 고딕" w:cs="맑은 고딕"/>
                 <w:b/>
                 <w:bCs/>
-                <w:color w:val="000000"/>
-                <w:kern w:val="0"/>
-                <w:sz w:val="22"/>
-              </w:rPr>
-            </w:pPr>
-            <w:r>
-              <w:rPr>
-                <w:rFonts w:ascii="맑은 고딕" w:eastAsia="맑은 고딕" w:cs="맑은 고딕" w:hint="eastAsia"/>
-                <w:b/>
-                <w:bCs/>
-                <w:color w:val="000000"/>
+                <w:kern w:val="0"/>
+                <w:sz w:val="22"/>
+              </w:rPr>
+            </w:pPr>
+            <w:r>
+              <w:rPr>
+                <w:rFonts w:ascii="맑은 고딕" w:eastAsia="맑은 고딕" w:cs="맑은 고딕" w:hint="eastAsia"/>
+                <w:b/>
+                <w:bCs/>
                 <w:kern w:val="0"/>
                 <w:sz w:val="22"/>
               </w:rPr>
@@ -811,7 +781,6 @@
                 <w:rFonts w:ascii="맑은 고딕" w:eastAsia="맑은 고딕" w:cs="맑은 고딕"/>
                 <w:b/>
                 <w:bCs/>
-                <w:color w:val="000000"/>
                 <w:kern w:val="0"/>
                 <w:sz w:val="22"/>
               </w:rPr>
@@ -822,7 +791,6 @@
                 <w:rFonts w:ascii="맑은 고딕" w:eastAsia="맑은 고딕" w:cs="맑은 고딕" w:hint="eastAsia"/>
                 <w:b/>
                 <w:bCs/>
-                <w:color w:val="000000"/>
                 <w:kern w:val="0"/>
                 <w:sz w:val="22"/>
               </w:rPr>
@@ -833,7 +801,6 @@
                 <w:rFonts w:ascii="맑은 고딕" w:eastAsia="맑은 고딕" w:cs="맑은 고딕"/>
                 <w:b/>
                 <w:bCs/>
-                <w:color w:val="000000"/>
                 <w:kern w:val="0"/>
                 <w:sz w:val="22"/>
               </w:rPr>
@@ -844,7 +811,6 @@
                 <w:rFonts w:ascii="맑은 고딕" w:eastAsia="맑은 고딕" w:cs="맑은 고딕" w:hint="eastAsia"/>
                 <w:b/>
                 <w:bCs/>
-                <w:color w:val="000000"/>
                 <w:kern w:val="0"/>
                 <w:sz w:val="22"/>
               </w:rPr>
@@ -863,15 +829,13 @@
               <w:jc w:val="left"/>
               <w:rPr>
                 <w:rFonts w:ascii="맑은 고딕" w:eastAsia="맑은 고딕" w:cs="맑은 고딕"/>
-                <w:color w:val="000000"/>
-                <w:kern w:val="0"/>
-                <w:sz w:val="22"/>
-              </w:rPr>
-            </w:pPr>
-            <w:r>
-              <w:rPr>
-                <w:rFonts w:ascii="맑은 고딕" w:eastAsia="맑은 고딕" w:cs="맑은 고딕"/>
-                <w:color w:val="000000"/>
+                <w:kern w:val="0"/>
+                <w:sz w:val="22"/>
+              </w:rPr>
+            </w:pPr>
+            <w:r>
+              <w:rPr>
+                <w:rFonts w:ascii="맑은 고딕" w:eastAsia="맑은 고딕" w:cs="맑은 고딕"/>
                 <w:kern w:val="0"/>
                 <w:sz w:val="22"/>
               </w:rPr>
@@ -890,15 +854,13 @@
               <w:jc w:val="left"/>
               <w:rPr>
                 <w:rFonts w:ascii="맑은 고딕" w:eastAsia="맑은 고딕" w:cs="맑은 고딕"/>
-                <w:color w:val="000000"/>
-                <w:kern w:val="0"/>
-                <w:sz w:val="22"/>
-              </w:rPr>
-            </w:pPr>
-            <w:r>
-              <w:rPr>
-                <w:rFonts w:ascii="맑은 고딕" w:eastAsia="맑은 고딕" w:cs="맑은 고딕" w:hint="eastAsia"/>
-                <w:color w:val="000000"/>
+                <w:kern w:val="0"/>
+                <w:sz w:val="22"/>
+              </w:rPr>
+            </w:pPr>
+            <w:r>
+              <w:rPr>
+                <w:rFonts w:ascii="맑은 고딕" w:eastAsia="맑은 고딕" w:cs="맑은 고딕" w:hint="eastAsia"/>
                 <w:kern w:val="0"/>
                 <w:sz w:val="22"/>
               </w:rPr>
@@ -907,7 +869,6 @@
             <w:r>
               <w:rPr>
                 <w:rFonts w:ascii="맑은 고딕" w:eastAsia="맑은 고딕" w:cs="맑은 고딕"/>
-                <w:color w:val="000000"/>
                 <w:kern w:val="0"/>
                 <w:sz w:val="22"/>
               </w:rPr>
@@ -927,15 +888,13 @@
               <w:jc w:val="center"/>
               <w:rPr>
                 <w:rFonts w:ascii="맑은 고딕" w:eastAsia="맑은 고딕" w:cs="맑은 고딕"/>
-                <w:color w:val="000000"/>
-                <w:kern w:val="0"/>
-                <w:sz w:val="22"/>
-              </w:rPr>
-            </w:pPr>
-            <w:r>
-              <w:rPr>
-                <w:rFonts w:ascii="맑은 고딕" w:eastAsia="맑은 고딕" w:cs="맑은 고딕" w:hint="eastAsia"/>
-                <w:color w:val="000000"/>
+                <w:kern w:val="0"/>
+                <w:sz w:val="22"/>
+              </w:rPr>
+            </w:pPr>
+            <w:r>
+              <w:rPr>
+                <w:rFonts w:ascii="맑은 고딕" w:eastAsia="맑은 고딕" w:cs="맑은 고딕" w:hint="eastAsia"/>
                 <w:kern w:val="0"/>
                 <w:sz w:val="22"/>
               </w:rPr>
@@ -944,7 +903,6 @@
             <w:r>
               <w:rPr>
                 <w:rFonts w:ascii="맑은 고딕" w:eastAsia="맑은 고딕" w:cs="맑은 고딕"/>
-                <w:color w:val="000000"/>
                 <w:kern w:val="0"/>
                 <w:sz w:val="22"/>
               </w:rPr>
@@ -964,15 +922,13 @@
               <w:jc w:val="center"/>
               <w:rPr>
                 <w:rFonts w:ascii="맑은 고딕" w:eastAsia="맑은 고딕" w:cs="맑은 고딕"/>
-                <w:color w:val="000000"/>
-                <w:kern w:val="0"/>
-                <w:sz w:val="22"/>
-              </w:rPr>
-            </w:pPr>
-            <w:r>
-              <w:rPr>
-                <w:rFonts w:ascii="맑은 고딕" w:eastAsia="맑은 고딕" w:cs="맑은 고딕" w:hint="eastAsia"/>
-                <w:color w:val="000000"/>
+                <w:kern w:val="0"/>
+                <w:sz w:val="22"/>
+              </w:rPr>
+            </w:pPr>
+            <w:r>
+              <w:rPr>
+                <w:rFonts w:ascii="맑은 고딕" w:eastAsia="맑은 고딕" w:cs="맑은 고딕" w:hint="eastAsia"/>
                 <w:kern w:val="0"/>
                 <w:sz w:val="22"/>
               </w:rPr>
@@ -981,7 +937,6 @@
             <w:r>
               <w:rPr>
                 <w:rFonts w:ascii="맑은 고딕" w:eastAsia="맑은 고딕" w:cs="맑은 고딕"/>
-                <w:color w:val="000000"/>
                 <w:kern w:val="0"/>
                 <w:sz w:val="22"/>
               </w:rPr>
@@ -1008,7 +963,6 @@
                 <w:rFonts w:ascii="맑은 고딕" w:eastAsia="맑은 고딕" w:cs="맑은 고딕"/>
                 <w:b/>
                 <w:bCs/>
-                <w:color w:val="000000"/>
                 <w:kern w:val="0"/>
                 <w:sz w:val="22"/>
               </w:rPr>
@@ -1026,15 +980,13 @@
               <w:jc w:val="left"/>
               <w:rPr>
                 <w:rFonts w:ascii="맑은 고딕" w:eastAsia="맑은 고딕" w:cs="맑은 고딕"/>
-                <w:color w:val="000000"/>
-                <w:kern w:val="0"/>
-                <w:sz w:val="22"/>
-              </w:rPr>
-            </w:pPr>
-            <w:r>
-              <w:rPr>
-                <w:rFonts w:ascii="맑은 고딕" w:eastAsia="맑은 고딕" w:cs="맑은 고딕" w:hint="eastAsia"/>
-                <w:color w:val="000000"/>
+                <w:kern w:val="0"/>
+                <w:sz w:val="22"/>
+              </w:rPr>
+            </w:pPr>
+            <w:r>
+              <w:rPr>
+                <w:rFonts w:ascii="맑은 고딕" w:eastAsia="맑은 고딕" w:cs="맑은 고딕" w:hint="eastAsia"/>
                 <w:kern w:val="0"/>
                 <w:sz w:val="22"/>
               </w:rPr>
@@ -1043,7 +995,6 @@
             <w:r>
               <w:rPr>
                 <w:rFonts w:ascii="맑은 고딕" w:eastAsia="맑은 고딕" w:cs="맑은 고딕"/>
-                <w:color w:val="000000"/>
                 <w:kern w:val="0"/>
                 <w:sz w:val="22"/>
               </w:rPr>
@@ -1052,7 +1003,6 @@
             <w:r>
               <w:rPr>
                 <w:rFonts w:ascii="맑은 고딕" w:eastAsia="맑은 고딕" w:cs="맑은 고딕" w:hint="eastAsia"/>
-                <w:color w:val="000000"/>
                 <w:kern w:val="0"/>
                 <w:sz w:val="22"/>
               </w:rPr>
@@ -1061,7 +1011,6 @@
             <w:r>
               <w:rPr>
                 <w:rFonts w:ascii="맑은 고딕" w:eastAsia="맑은 고딕" w:cs="맑은 고딕"/>
-                <w:color w:val="000000"/>
                 <w:kern w:val="0"/>
                 <w:sz w:val="22"/>
               </w:rPr>
@@ -1070,7 +1019,6 @@
             <w:r>
               <w:rPr>
                 <w:rFonts w:ascii="맑은 고딕" w:eastAsia="맑은 고딕" w:cs="맑은 고딕" w:hint="eastAsia"/>
-                <w:color w:val="000000"/>
                 <w:kern w:val="0"/>
                 <w:sz w:val="22"/>
               </w:rPr>
@@ -1089,7 +1037,6 @@
               <w:jc w:val="left"/>
               <w:rPr>
                 <w:rFonts w:ascii="맑은 고딕" w:eastAsia="맑은 고딕" w:cs="맑은 고딕"/>
-                <w:color w:val="000000"/>
                 <w:kern w:val="0"/>
                 <w:sz w:val="22"/>
               </w:rPr>
@@ -1108,7 +1055,6 @@
               <w:jc w:val="center"/>
               <w:rPr>
                 <w:rFonts w:ascii="맑은 고딕" w:eastAsia="맑은 고딕" w:cs="맑은 고딕"/>
-                <w:color w:val="000000"/>
                 <w:kern w:val="0"/>
                 <w:sz w:val="22"/>
               </w:rPr>
@@ -1127,7 +1073,6 @@
               <w:jc w:val="center"/>
               <w:rPr>
                 <w:rFonts w:ascii="맑은 고딕" w:eastAsia="맑은 고딕" w:cs="맑은 고딕"/>
-                <w:color w:val="000000"/>
                 <w:kern w:val="0"/>
                 <w:sz w:val="22"/>
               </w:rPr>
@@ -1153,7 +1098,6 @@
                 <w:rFonts w:ascii="맑은 고딕" w:eastAsia="맑은 고딕" w:cs="맑은 고딕"/>
                 <w:b/>
                 <w:bCs/>
-                <w:color w:val="000000"/>
                 <w:kern w:val="0"/>
                 <w:sz w:val="22"/>
               </w:rPr>
@@ -1171,15 +1115,13 @@
               <w:jc w:val="left"/>
               <w:rPr>
                 <w:rFonts w:ascii="맑은 고딕" w:eastAsia="맑은 고딕" w:cs="맑은 고딕"/>
-                <w:color w:val="000000"/>
-                <w:kern w:val="0"/>
-                <w:sz w:val="22"/>
-              </w:rPr>
-            </w:pPr>
-            <w:r>
-              <w:rPr>
-                <w:rFonts w:ascii="맑은 고딕" w:eastAsia="맑은 고딕" w:cs="맑은 고딕"/>
-                <w:color w:val="000000"/>
+                <w:kern w:val="0"/>
+                <w:sz w:val="22"/>
+              </w:rPr>
+            </w:pPr>
+            <w:r>
+              <w:rPr>
+                <w:rFonts w:ascii="맑은 고딕" w:eastAsia="맑은 고딕" w:cs="맑은 고딕"/>
                 <w:kern w:val="0"/>
                 <w:sz w:val="22"/>
               </w:rPr>
@@ -1188,7 +1130,6 @@
             <w:r>
               <w:rPr>
                 <w:rFonts w:ascii="맑은 고딕" w:eastAsia="맑은 고딕" w:cs="맑은 고딕" w:hint="eastAsia"/>
-                <w:color w:val="000000"/>
                 <w:kern w:val="0"/>
                 <w:sz w:val="22"/>
               </w:rPr>
@@ -1197,7 +1138,6 @@
             <w:r>
               <w:rPr>
                 <w:rFonts w:ascii="맑은 고딕" w:eastAsia="맑은 고딕" w:cs="맑은 고딕"/>
-                <w:color w:val="000000"/>
                 <w:kern w:val="0"/>
                 <w:sz w:val="22"/>
               </w:rPr>
@@ -1206,7 +1146,6 @@
             <w:r>
               <w:rPr>
                 <w:rFonts w:ascii="맑은 고딕" w:eastAsia="맑은 고딕" w:cs="맑은 고딕" w:hint="eastAsia"/>
-                <w:color w:val="000000"/>
                 <w:kern w:val="0"/>
                 <w:sz w:val="22"/>
               </w:rPr>
@@ -1215,7 +1154,6 @@
             <w:r>
               <w:rPr>
                 <w:rFonts w:ascii="맑은 고딕" w:eastAsia="맑은 고딕" w:cs="맑은 고딕"/>
-                <w:color w:val="000000"/>
                 <w:kern w:val="0"/>
                 <w:sz w:val="22"/>
               </w:rPr>
@@ -1224,7 +1162,6 @@
             <w:r>
               <w:rPr>
                 <w:rFonts w:ascii="맑은 고딕" w:eastAsia="맑은 고딕" w:cs="맑은 고딕" w:hint="eastAsia"/>
-                <w:color w:val="000000"/>
                 <w:kern w:val="0"/>
                 <w:sz w:val="22"/>
               </w:rPr>
@@ -1243,7 +1180,6 @@
               <w:jc w:val="left"/>
               <w:rPr>
                 <w:rFonts w:ascii="맑은 고딕" w:eastAsia="맑은 고딕" w:cs="맑은 고딕"/>
-                <w:color w:val="000000"/>
                 <w:kern w:val="0"/>
                 <w:sz w:val="22"/>
               </w:rPr>
@@ -1262,7 +1198,6 @@
               <w:jc w:val="center"/>
               <w:rPr>
                 <w:rFonts w:ascii="맑은 고딕" w:eastAsia="맑은 고딕" w:cs="맑은 고딕"/>
-                <w:color w:val="000000"/>
                 <w:kern w:val="0"/>
                 <w:sz w:val="22"/>
               </w:rPr>
@@ -1281,7 +1216,6 @@
               <w:jc w:val="center"/>
               <w:rPr>
                 <w:rFonts w:ascii="맑은 고딕" w:eastAsia="맑은 고딕" w:cs="맑은 고딕"/>
-                <w:color w:val="000000"/>
                 <w:kern w:val="0"/>
                 <w:sz w:val="22"/>
               </w:rPr>
@@ -1307,7 +1241,6 @@
                 <w:rFonts w:ascii="맑은 고딕" w:eastAsia="맑은 고딕" w:cs="맑은 고딕"/>
                 <w:b/>
                 <w:bCs/>
-                <w:color w:val="000000"/>
                 <w:kern w:val="0"/>
                 <w:sz w:val="22"/>
               </w:rPr>
@@ -1325,15 +1258,13 @@
               <w:jc w:val="left"/>
               <w:rPr>
                 <w:rFonts w:ascii="맑은 고딕" w:eastAsia="맑은 고딕" w:cs="맑은 고딕"/>
-                <w:color w:val="000000"/>
-                <w:kern w:val="0"/>
-                <w:sz w:val="22"/>
-              </w:rPr>
-            </w:pPr>
-            <w:r>
-              <w:rPr>
-                <w:rFonts w:ascii="맑은 고딕" w:eastAsia="맑은 고딕" w:cs="맑은 고딕"/>
-                <w:color w:val="000000"/>
+                <w:kern w:val="0"/>
+                <w:sz w:val="22"/>
+              </w:rPr>
+            </w:pPr>
+            <w:r>
+              <w:rPr>
+                <w:rFonts w:ascii="맑은 고딕" w:eastAsia="맑은 고딕" w:cs="맑은 고딕"/>
                 <w:kern w:val="0"/>
                 <w:sz w:val="22"/>
               </w:rPr>
@@ -1342,7 +1273,6 @@
             <w:r>
               <w:rPr>
                 <w:rFonts w:ascii="맑은 고딕" w:eastAsia="맑은 고딕" w:cs="맑은 고딕" w:hint="eastAsia"/>
-                <w:color w:val="000000"/>
                 <w:kern w:val="0"/>
                 <w:sz w:val="22"/>
               </w:rPr>
@@ -1351,7 +1281,6 @@
             <w:r>
               <w:rPr>
                 <w:rFonts w:ascii="맑은 고딕" w:eastAsia="맑은 고딕" w:cs="맑은 고딕"/>
-                <w:color w:val="000000"/>
                 <w:kern w:val="0"/>
                 <w:sz w:val="22"/>
               </w:rPr>
@@ -1360,7 +1289,6 @@
             <w:r>
               <w:rPr>
                 <w:rFonts w:ascii="맑은 고딕" w:eastAsia="맑은 고딕" w:cs="맑은 고딕" w:hint="eastAsia"/>
-                <w:color w:val="000000"/>
                 <w:kern w:val="0"/>
                 <w:sz w:val="22"/>
               </w:rPr>
@@ -1369,7 +1297,6 @@
             <w:r>
               <w:rPr>
                 <w:rFonts w:ascii="맑은 고딕" w:eastAsia="맑은 고딕" w:cs="맑은 고딕"/>
-                <w:color w:val="000000"/>
                 <w:kern w:val="0"/>
                 <w:sz w:val="22"/>
               </w:rPr>
@@ -1378,7 +1305,6 @@
             <w:r>
               <w:rPr>
                 <w:rFonts w:ascii="맑은 고딕" w:eastAsia="맑은 고딕" w:cs="맑은 고딕" w:hint="eastAsia"/>
-                <w:color w:val="000000"/>
                 <w:kern w:val="0"/>
                 <w:sz w:val="22"/>
               </w:rPr>
@@ -1397,7 +1323,6 @@
               <w:jc w:val="left"/>
               <w:rPr>
                 <w:rFonts w:ascii="맑은 고딕" w:eastAsia="맑은 고딕" w:cs="맑은 고딕"/>
-                <w:color w:val="000000"/>
                 <w:kern w:val="0"/>
                 <w:sz w:val="22"/>
               </w:rPr>
@@ -1416,7 +1341,6 @@
               <w:jc w:val="center"/>
               <w:rPr>
                 <w:rFonts w:ascii="맑은 고딕" w:eastAsia="맑은 고딕" w:cs="맑은 고딕"/>
-                <w:color w:val="000000"/>
                 <w:kern w:val="0"/>
                 <w:sz w:val="22"/>
               </w:rPr>
@@ -1435,7 +1359,6 @@
               <w:jc w:val="center"/>
               <w:rPr>
                 <w:rFonts w:ascii="맑은 고딕" w:eastAsia="맑은 고딕" w:cs="맑은 고딕"/>
-                <w:color w:val="000000"/>
                 <w:kern w:val="0"/>
                 <w:sz w:val="22"/>
               </w:rPr>
@@ -1461,17 +1384,15 @@
                 <w:rFonts w:ascii="맑은 고딕" w:eastAsia="맑은 고딕" w:cs="맑은 고딕"/>
                 <w:b/>
                 <w:bCs/>
-                <w:color w:val="000000"/>
-                <w:kern w:val="0"/>
-                <w:sz w:val="22"/>
-              </w:rPr>
-            </w:pPr>
-            <w:r>
-              <w:rPr>
-                <w:rFonts w:ascii="맑은 고딕" w:eastAsia="맑은 고딕" w:cs="맑은 고딕" w:hint="eastAsia"/>
-                <w:b/>
-                <w:bCs/>
-                <w:color w:val="000000"/>
+                <w:kern w:val="0"/>
+                <w:sz w:val="22"/>
+              </w:rPr>
+            </w:pPr>
+            <w:r>
+              <w:rPr>
+                <w:rFonts w:ascii="맑은 고딕" w:eastAsia="맑은 고딕" w:cs="맑은 고딕" w:hint="eastAsia"/>
+                <w:b/>
+                <w:bCs/>
                 <w:kern w:val="0"/>
                 <w:sz w:val="22"/>
               </w:rPr>
@@ -1482,7 +1403,6 @@
                 <w:rFonts w:ascii="맑은 고딕" w:eastAsia="맑은 고딕" w:cs="맑은 고딕"/>
                 <w:b/>
                 <w:bCs/>
-                <w:color w:val="000000"/>
                 <w:kern w:val="0"/>
                 <w:sz w:val="22"/>
               </w:rPr>
@@ -1493,7 +1413,6 @@
                 <w:rFonts w:ascii="맑은 고딕" w:eastAsia="맑은 고딕" w:cs="맑은 고딕" w:hint="eastAsia"/>
                 <w:b/>
                 <w:bCs/>
-                <w:color w:val="000000"/>
                 <w:kern w:val="0"/>
                 <w:sz w:val="22"/>
               </w:rPr>
@@ -1504,7 +1423,6 @@
                 <w:rFonts w:ascii="맑은 고딕" w:eastAsia="맑은 고딕" w:cs="맑은 고딕"/>
                 <w:b/>
                 <w:bCs/>
-                <w:color w:val="000000"/>
                 <w:kern w:val="0"/>
                 <w:sz w:val="22"/>
               </w:rPr>
@@ -1515,7 +1433,6 @@
                 <w:rFonts w:ascii="맑은 고딕" w:eastAsia="맑은 고딕" w:cs="맑은 고딕" w:hint="eastAsia"/>
                 <w:b/>
                 <w:bCs/>
-                <w:color w:val="000000"/>
                 <w:kern w:val="0"/>
                 <w:sz w:val="22"/>
               </w:rPr>
@@ -1534,15 +1451,13 @@
               <w:jc w:val="left"/>
               <w:rPr>
                 <w:rFonts w:ascii="맑은 고딕" w:eastAsia="맑은 고딕" w:cs="맑은 고딕"/>
-                <w:color w:val="000000"/>
-                <w:kern w:val="0"/>
-                <w:sz w:val="22"/>
-              </w:rPr>
-            </w:pPr>
-            <w:r>
-              <w:rPr>
-                <w:rFonts w:ascii="맑은 고딕" w:eastAsia="맑은 고딕" w:cs="맑은 고딕" w:hint="eastAsia"/>
-                <w:color w:val="000000"/>
+                <w:kern w:val="0"/>
+                <w:sz w:val="22"/>
+              </w:rPr>
+            </w:pPr>
+            <w:r>
+              <w:rPr>
+                <w:rFonts w:ascii="맑은 고딕" w:eastAsia="맑은 고딕" w:cs="맑은 고딕" w:hint="eastAsia"/>
                 <w:kern w:val="0"/>
                 <w:sz w:val="22"/>
               </w:rPr>
@@ -1551,7 +1466,6 @@
             <w:r>
               <w:rPr>
                 <w:rFonts w:ascii="맑은 고딕" w:eastAsia="맑은 고딕" w:cs="맑은 고딕"/>
-                <w:color w:val="000000"/>
                 <w:kern w:val="0"/>
                 <w:sz w:val="22"/>
               </w:rPr>
@@ -1560,7 +1474,6 @@
             <w:r>
               <w:rPr>
                 <w:rFonts w:ascii="맑은 고딕" w:eastAsia="맑은 고딕" w:cs="맑은 고딕" w:hint="eastAsia"/>
-                <w:color w:val="000000"/>
                 <w:kern w:val="0"/>
                 <w:sz w:val="22"/>
               </w:rPr>
@@ -1569,7 +1482,6 @@
             <w:r>
               <w:rPr>
                 <w:rFonts w:ascii="맑은 고딕" w:eastAsia="맑은 고딕" w:cs="맑은 고딕"/>
-                <w:color w:val="000000"/>
                 <w:kern w:val="0"/>
                 <w:sz w:val="22"/>
               </w:rPr>
@@ -1578,7 +1490,6 @@
             <w:r>
               <w:rPr>
                 <w:rFonts w:ascii="맑은 고딕" w:eastAsia="맑은 고딕" w:cs="맑은 고딕" w:hint="eastAsia"/>
-                <w:color w:val="000000"/>
                 <w:kern w:val="0"/>
                 <w:sz w:val="22"/>
               </w:rPr>
@@ -1587,12 +1498,13 @@
             <w:r>
               <w:rPr>
                 <w:rFonts w:ascii="맑은 고딕" w:eastAsia="맑은 고딕" w:cs="맑은 고딕"/>
-                <w:color w:val="000000"/>
                 <w:kern w:val="0"/>
                 <w:sz w:val="22"/>
               </w:rPr>
               <w:t xml:space="preserve"> (Perceptron, MLP)</w:t>
             </w:r>
+            <w:bookmarkStart w:id="0" w:name="_GoBack"/>
+            <w:bookmarkEnd w:id="0"/>
           </w:p>
         </w:tc>
         <w:tc>
@@ -1606,15 +1518,13 @@
               <w:jc w:val="left"/>
               <w:rPr>
                 <w:rFonts w:ascii="맑은 고딕" w:eastAsia="맑은 고딕" w:cs="맑은 고딕"/>
-                <w:color w:val="000000"/>
-                <w:kern w:val="0"/>
-                <w:sz w:val="22"/>
-              </w:rPr>
-            </w:pPr>
-            <w:r>
-              <w:rPr>
-                <w:rFonts w:ascii="맑은 고딕" w:eastAsia="맑은 고딕" w:cs="맑은 고딕"/>
-                <w:color w:val="000000"/>
+                <w:kern w:val="0"/>
+                <w:sz w:val="22"/>
+              </w:rPr>
+            </w:pPr>
+            <w:r>
+              <w:rPr>
+                <w:rFonts w:ascii="맑은 고딕" w:eastAsia="맑은 고딕" w:cs="맑은 고딕"/>
                 <w:kern w:val="0"/>
                 <w:sz w:val="22"/>
               </w:rPr>
@@ -1634,15 +1544,13 @@
               <w:jc w:val="center"/>
               <w:rPr>
                 <w:rFonts w:ascii="맑은 고딕" w:eastAsia="맑은 고딕" w:cs="맑은 고딕"/>
-                <w:color w:val="000000"/>
-                <w:kern w:val="0"/>
-                <w:sz w:val="22"/>
-              </w:rPr>
-            </w:pPr>
-            <w:r>
-              <w:rPr>
-                <w:rFonts w:ascii="맑은 고딕" w:eastAsia="맑은 고딕" w:cs="맑은 고딕"/>
-                <w:color w:val="000000"/>
+                <w:kern w:val="0"/>
+                <w:sz w:val="22"/>
+              </w:rPr>
+            </w:pPr>
+            <w:r>
+              <w:rPr>
+                <w:rFonts w:ascii="맑은 고딕" w:eastAsia="맑은 고딕" w:cs="맑은 고딕"/>
                 <w:kern w:val="0"/>
                 <w:sz w:val="22"/>
               </w:rPr>
@@ -1662,15 +1570,13 @@
               <w:jc w:val="center"/>
               <w:rPr>
                 <w:rFonts w:ascii="맑은 고딕" w:eastAsia="맑은 고딕" w:cs="맑은 고딕"/>
-                <w:color w:val="000000"/>
-                <w:kern w:val="0"/>
-                <w:sz w:val="22"/>
-              </w:rPr>
-            </w:pPr>
-            <w:r>
-              <w:rPr>
-                <w:rFonts w:ascii="맑은 고딕" w:eastAsia="맑은 고딕" w:cs="맑은 고딕" w:hint="eastAsia"/>
-                <w:color w:val="000000"/>
+                <w:kern w:val="0"/>
+                <w:sz w:val="22"/>
+              </w:rPr>
+            </w:pPr>
+            <w:r>
+              <w:rPr>
+                <w:rFonts w:ascii="맑은 고딕" w:eastAsia="맑은 고딕" w:cs="맑은 고딕" w:hint="eastAsia"/>
                 <w:kern w:val="0"/>
                 <w:sz w:val="22"/>
               </w:rPr>
@@ -1697,7 +1603,6 @@
                 <w:rFonts w:ascii="맑은 고딕" w:eastAsia="맑은 고딕" w:cs="맑은 고딕"/>
                 <w:b/>
                 <w:bCs/>
-                <w:color w:val="000000"/>
                 <w:kern w:val="0"/>
                 <w:sz w:val="22"/>
               </w:rPr>
@@ -1715,15 +1620,13 @@
               <w:jc w:val="left"/>
               <w:rPr>
                 <w:rFonts w:ascii="맑은 고딕" w:eastAsia="맑은 고딕" w:cs="맑은 고딕"/>
-                <w:color w:val="000000"/>
-                <w:kern w:val="0"/>
-                <w:sz w:val="22"/>
-              </w:rPr>
-            </w:pPr>
-            <w:r>
-              <w:rPr>
-                <w:rFonts w:ascii="맑은 고딕" w:eastAsia="맑은 고딕" w:cs="맑은 고딕"/>
-                <w:color w:val="000000"/>
+                <w:kern w:val="0"/>
+                <w:sz w:val="22"/>
+              </w:rPr>
+            </w:pPr>
+            <w:r>
+              <w:rPr>
+                <w:rFonts w:ascii="맑은 고딕" w:eastAsia="맑은 고딕" w:cs="맑은 고딕"/>
                 <w:kern w:val="0"/>
                 <w:sz w:val="22"/>
               </w:rPr>
@@ -1732,7 +1635,6 @@
             <w:r>
               <w:rPr>
                 <w:rFonts w:ascii="맑은 고딕" w:eastAsia="맑은 고딕" w:cs="맑은 고딕" w:hint="eastAsia"/>
-                <w:color w:val="000000"/>
                 <w:kern w:val="0"/>
                 <w:sz w:val="22"/>
               </w:rPr>
@@ -1751,7 +1653,6 @@
               <w:jc w:val="left"/>
               <w:rPr>
                 <w:rFonts w:ascii="맑은 고딕" w:eastAsia="맑은 고딕" w:cs="맑은 고딕"/>
-                <w:color w:val="000000"/>
                 <w:kern w:val="0"/>
                 <w:sz w:val="22"/>
               </w:rPr>
@@ -1770,7 +1671,6 @@
               <w:jc w:val="center"/>
               <w:rPr>
                 <w:rFonts w:ascii="맑은 고딕" w:eastAsia="맑은 고딕" w:cs="맑은 고딕"/>
-                <w:color w:val="000000"/>
                 <w:kern w:val="0"/>
                 <w:sz w:val="22"/>
               </w:rPr>
@@ -1789,7 +1689,6 @@
               <w:jc w:val="center"/>
               <w:rPr>
                 <w:rFonts w:ascii="맑은 고딕" w:eastAsia="맑은 고딕" w:cs="맑은 고딕"/>
-                <w:color w:val="000000"/>
                 <w:kern w:val="0"/>
                 <w:sz w:val="22"/>
               </w:rPr>
@@ -1815,7 +1714,6 @@
                 <w:rFonts w:ascii="맑은 고딕" w:eastAsia="맑은 고딕" w:cs="맑은 고딕"/>
                 <w:b/>
                 <w:bCs/>
-                <w:color w:val="000000"/>
                 <w:kern w:val="0"/>
                 <w:sz w:val="22"/>
               </w:rPr>
@@ -1833,15 +1731,13 @@
               <w:jc w:val="left"/>
               <w:rPr>
                 <w:rFonts w:ascii="맑은 고딕" w:eastAsia="맑은 고딕" w:cs="맑은 고딕"/>
-                <w:color w:val="000000"/>
-                <w:kern w:val="0"/>
-                <w:sz w:val="22"/>
-              </w:rPr>
-            </w:pPr>
-            <w:r>
-              <w:rPr>
-                <w:rFonts w:ascii="맑은 고딕" w:eastAsia="맑은 고딕" w:cs="맑은 고딕"/>
-                <w:color w:val="000000"/>
+                <w:kern w:val="0"/>
+                <w:sz w:val="22"/>
+              </w:rPr>
+            </w:pPr>
+            <w:r>
+              <w:rPr>
+                <w:rFonts w:ascii="맑은 고딕" w:eastAsia="맑은 고딕" w:cs="맑은 고딕"/>
                 <w:kern w:val="0"/>
                 <w:sz w:val="22"/>
               </w:rPr>
@@ -1850,7 +1746,6 @@
             <w:r>
               <w:rPr>
                 <w:rFonts w:ascii="맑은 고딕" w:eastAsia="맑은 고딕" w:cs="맑은 고딕" w:hint="eastAsia"/>
-                <w:color w:val="000000"/>
                 <w:kern w:val="0"/>
                 <w:sz w:val="22"/>
               </w:rPr>
@@ -1859,7 +1754,6 @@
             <w:r>
               <w:rPr>
                 <w:rFonts w:ascii="맑은 고딕" w:eastAsia="맑은 고딕" w:cs="맑은 고딕"/>
-                <w:color w:val="000000"/>
                 <w:kern w:val="0"/>
                 <w:sz w:val="22"/>
               </w:rPr>
@@ -1868,7 +1762,6 @@
             <w:r>
               <w:rPr>
                 <w:rFonts w:ascii="맑은 고딕" w:eastAsia="맑은 고딕" w:cs="맑은 고딕" w:hint="eastAsia"/>
-                <w:color w:val="000000"/>
                 <w:kern w:val="0"/>
                 <w:sz w:val="22"/>
               </w:rPr>
@@ -1877,7 +1770,6 @@
             <w:r>
               <w:rPr>
                 <w:rFonts w:ascii="맑은 고딕" w:eastAsia="맑은 고딕" w:cs="맑은 고딕"/>
-                <w:color w:val="000000"/>
                 <w:kern w:val="0"/>
                 <w:sz w:val="22"/>
               </w:rPr>
@@ -1886,7 +1778,6 @@
             <w:r>
               <w:rPr>
                 <w:rFonts w:ascii="맑은 고딕" w:eastAsia="맑은 고딕" w:cs="맑은 고딕" w:hint="eastAsia"/>
-                <w:color w:val="000000"/>
                 <w:kern w:val="0"/>
                 <w:sz w:val="22"/>
               </w:rPr>
@@ -1905,7 +1796,6 @@
               <w:jc w:val="left"/>
               <w:rPr>
                 <w:rFonts w:ascii="맑은 고딕" w:eastAsia="맑은 고딕" w:cs="맑은 고딕"/>
-                <w:color w:val="000000"/>
                 <w:kern w:val="0"/>
                 <w:sz w:val="22"/>
               </w:rPr>
@@ -1924,7 +1814,6 @@
               <w:jc w:val="center"/>
               <w:rPr>
                 <w:rFonts w:ascii="맑은 고딕" w:eastAsia="맑은 고딕" w:cs="맑은 고딕"/>
-                <w:color w:val="000000"/>
                 <w:kern w:val="0"/>
                 <w:sz w:val="22"/>
               </w:rPr>
@@ -1943,7 +1832,6 @@
               <w:jc w:val="center"/>
               <w:rPr>
                 <w:rFonts w:ascii="맑은 고딕" w:eastAsia="맑은 고딕" w:cs="맑은 고딕"/>
-                <w:color w:val="000000"/>
                 <w:kern w:val="0"/>
                 <w:sz w:val="22"/>
               </w:rPr>
@@ -1969,7 +1857,6 @@
                 <w:rFonts w:ascii="맑은 고딕" w:eastAsia="맑은 고딕" w:cs="맑은 고딕"/>
                 <w:b/>
                 <w:bCs/>
-                <w:color w:val="000000"/>
                 <w:kern w:val="0"/>
                 <w:sz w:val="22"/>
               </w:rPr>
@@ -1987,15 +1874,13 @@
               <w:jc w:val="left"/>
               <w:rPr>
                 <w:rFonts w:ascii="맑은 고딕" w:eastAsia="맑은 고딕" w:cs="맑은 고딕"/>
-                <w:color w:val="000000"/>
-                <w:kern w:val="0"/>
-                <w:sz w:val="22"/>
-              </w:rPr>
-            </w:pPr>
-            <w:r>
-              <w:rPr>
-                <w:rFonts w:ascii="맑은 고딕" w:eastAsia="맑은 고딕" w:cs="맑은 고딕"/>
-                <w:color w:val="000000"/>
+                <w:kern w:val="0"/>
+                <w:sz w:val="22"/>
+              </w:rPr>
+            </w:pPr>
+            <w:r>
+              <w:rPr>
+                <w:rFonts w:ascii="맑은 고딕" w:eastAsia="맑은 고딕" w:cs="맑은 고딕"/>
                 <w:kern w:val="0"/>
                 <w:sz w:val="22"/>
               </w:rPr>
@@ -2004,7 +1889,6 @@
             <w:r>
               <w:rPr>
                 <w:rFonts w:ascii="맑은 고딕" w:eastAsia="맑은 고딕" w:cs="맑은 고딕" w:hint="eastAsia"/>
-                <w:color w:val="000000"/>
                 <w:kern w:val="0"/>
                 <w:sz w:val="22"/>
               </w:rPr>
@@ -2023,7 +1907,6 @@
               <w:jc w:val="left"/>
               <w:rPr>
                 <w:rFonts w:ascii="맑은 고딕" w:eastAsia="맑은 고딕" w:cs="맑은 고딕"/>
-                <w:color w:val="000000"/>
                 <w:kern w:val="0"/>
                 <w:sz w:val="22"/>
               </w:rPr>
@@ -2042,7 +1925,6 @@
               <w:jc w:val="center"/>
               <w:rPr>
                 <w:rFonts w:ascii="맑은 고딕" w:eastAsia="맑은 고딕" w:cs="맑은 고딕"/>
-                <w:color w:val="000000"/>
                 <w:kern w:val="0"/>
                 <w:sz w:val="22"/>
               </w:rPr>
@@ -2061,7 +1943,6 @@
               <w:jc w:val="center"/>
               <w:rPr>
                 <w:rFonts w:ascii="맑은 고딕" w:eastAsia="맑은 고딕" w:cs="맑은 고딕"/>
-                <w:color w:val="000000"/>
                 <w:kern w:val="0"/>
                 <w:sz w:val="22"/>
               </w:rPr>
@@ -2087,17 +1968,15 @@
                 <w:rFonts w:ascii="맑은 고딕" w:eastAsia="맑은 고딕" w:cs="맑은 고딕"/>
                 <w:b/>
                 <w:bCs/>
-                <w:color w:val="000000"/>
-                <w:kern w:val="0"/>
-                <w:sz w:val="22"/>
-              </w:rPr>
-            </w:pPr>
-            <w:r>
-              <w:rPr>
-                <w:rFonts w:ascii="맑은 고딕" w:eastAsia="맑은 고딕" w:cs="맑은 고딕" w:hint="eastAsia"/>
-                <w:b/>
-                <w:bCs/>
-                <w:color w:val="000000"/>
+                <w:kern w:val="0"/>
+                <w:sz w:val="22"/>
+              </w:rPr>
+            </w:pPr>
+            <w:r>
+              <w:rPr>
+                <w:rFonts w:ascii="맑은 고딕" w:eastAsia="맑은 고딕" w:cs="맑은 고딕" w:hint="eastAsia"/>
+                <w:b/>
+                <w:bCs/>
                 <w:kern w:val="0"/>
                 <w:sz w:val="22"/>
               </w:rPr>
@@ -2108,7 +1987,6 @@
                 <w:rFonts w:ascii="맑은 고딕" w:eastAsia="맑은 고딕" w:cs="맑은 고딕"/>
                 <w:b/>
                 <w:bCs/>
-                <w:color w:val="000000"/>
                 <w:kern w:val="0"/>
                 <w:sz w:val="22"/>
               </w:rPr>
@@ -2119,7 +1997,6 @@
                 <w:rFonts w:ascii="맑은 고딕" w:eastAsia="맑은 고딕" w:cs="맑은 고딕" w:hint="eastAsia"/>
                 <w:b/>
                 <w:bCs/>
-                <w:color w:val="000000"/>
                 <w:kern w:val="0"/>
                 <w:sz w:val="22"/>
               </w:rPr>
@@ -2130,7 +2007,6 @@
                 <w:rFonts w:ascii="맑은 고딕" w:eastAsia="맑은 고딕" w:cs="맑은 고딕"/>
                 <w:b/>
                 <w:bCs/>
-                <w:color w:val="000000"/>
                 <w:kern w:val="0"/>
                 <w:sz w:val="22"/>
               </w:rPr>
@@ -2141,7 +2017,6 @@
                 <w:rFonts w:ascii="맑은 고딕" w:eastAsia="맑은 고딕" w:cs="맑은 고딕" w:hint="eastAsia"/>
                 <w:b/>
                 <w:bCs/>
-                <w:color w:val="000000"/>
                 <w:kern w:val="0"/>
                 <w:sz w:val="22"/>
               </w:rPr>
@@ -2152,7 +2027,6 @@
                 <w:rFonts w:ascii="맑은 고딕" w:eastAsia="맑은 고딕" w:cs="맑은 고딕"/>
                 <w:b/>
                 <w:bCs/>
-                <w:color w:val="000000"/>
                 <w:kern w:val="0"/>
                 <w:sz w:val="22"/>
               </w:rPr>
@@ -2163,7 +2037,6 @@
                 <w:rFonts w:ascii="맑은 고딕" w:eastAsia="맑은 고딕" w:cs="맑은 고딕" w:hint="eastAsia"/>
                 <w:b/>
                 <w:bCs/>
-                <w:color w:val="000000"/>
                 <w:kern w:val="0"/>
                 <w:sz w:val="22"/>
               </w:rPr>
@@ -2182,15 +2055,13 @@
               <w:jc w:val="left"/>
               <w:rPr>
                 <w:rFonts w:ascii="맑은 고딕" w:eastAsia="맑은 고딕" w:cs="맑은 고딕"/>
-                <w:color w:val="000000"/>
-                <w:kern w:val="0"/>
-                <w:sz w:val="22"/>
-              </w:rPr>
-            </w:pPr>
-            <w:r>
-              <w:rPr>
-                <w:rFonts w:ascii="맑은 고딕" w:eastAsia="맑은 고딕" w:cs="맑은 고딕" w:hint="eastAsia"/>
-                <w:color w:val="000000"/>
+                <w:kern w:val="0"/>
+                <w:sz w:val="22"/>
+              </w:rPr>
+            </w:pPr>
+            <w:r>
+              <w:rPr>
+                <w:rFonts w:ascii="맑은 고딕" w:eastAsia="맑은 고딕" w:cs="맑은 고딕" w:hint="eastAsia"/>
                 <w:kern w:val="0"/>
                 <w:sz w:val="22"/>
               </w:rPr>
@@ -2199,7 +2070,6 @@
             <w:r>
               <w:rPr>
                 <w:rFonts w:ascii="맑은 고딕" w:eastAsia="맑은 고딕" w:cs="맑은 고딕"/>
-                <w:color w:val="000000"/>
                 <w:kern w:val="0"/>
                 <w:sz w:val="22"/>
               </w:rPr>
@@ -2208,7 +2078,6 @@
             <w:r>
               <w:rPr>
                 <w:rFonts w:ascii="맑은 고딕" w:eastAsia="맑은 고딕" w:cs="맑은 고딕" w:hint="eastAsia"/>
-                <w:color w:val="000000"/>
                 <w:kern w:val="0"/>
                 <w:sz w:val="22"/>
               </w:rPr>
@@ -2217,7 +2086,6 @@
             <w:r>
               <w:rPr>
                 <w:rFonts w:ascii="맑은 고딕" w:eastAsia="맑은 고딕" w:cs="맑은 고딕"/>
-                <w:color w:val="000000"/>
                 <w:kern w:val="0"/>
                 <w:sz w:val="22"/>
               </w:rPr>
@@ -2236,7 +2104,6 @@
               <w:jc w:val="left"/>
               <w:rPr>
                 <w:rFonts w:ascii="맑은 고딕" w:eastAsia="맑은 고딕" w:cs="맑은 고딕"/>
-                <w:color w:val="000000"/>
                 <w:kern w:val="0"/>
                 <w:sz w:val="22"/>
               </w:rPr>
@@ -2261,15 +2128,13 @@
               <w:jc w:val="center"/>
               <w:rPr>
                 <w:rFonts w:ascii="맑은 고딕" w:eastAsia="맑은 고딕" w:cs="맑은 고딕"/>
-                <w:color w:val="000000"/>
-                <w:kern w:val="0"/>
-                <w:sz w:val="22"/>
-              </w:rPr>
-            </w:pPr>
-            <w:r>
-              <w:rPr>
-                <w:rFonts w:ascii="맑은 고딕" w:eastAsia="맑은 고딕" w:cs="맑은 고딕"/>
-                <w:color w:val="000000"/>
+                <w:kern w:val="0"/>
+                <w:sz w:val="22"/>
+              </w:rPr>
+            </w:pPr>
+            <w:r>
+              <w:rPr>
+                <w:rFonts w:ascii="맑은 고딕" w:eastAsia="맑은 고딕" w:cs="맑은 고딕"/>
                 <w:kern w:val="0"/>
                 <w:sz w:val="22"/>
               </w:rPr>
@@ -2289,15 +2154,13 @@
               <w:jc w:val="center"/>
               <w:rPr>
                 <w:rFonts w:ascii="맑은 고딕" w:eastAsia="맑은 고딕" w:cs="맑은 고딕"/>
-                <w:color w:val="000000"/>
-                <w:kern w:val="0"/>
-                <w:sz w:val="22"/>
-              </w:rPr>
-            </w:pPr>
-            <w:r>
-              <w:rPr>
-                <w:rFonts w:ascii="맑은 고딕" w:eastAsia="맑은 고딕" w:cs="맑은 고딕" w:hint="eastAsia"/>
-                <w:color w:val="000000"/>
+                <w:kern w:val="0"/>
+                <w:sz w:val="22"/>
+              </w:rPr>
+            </w:pPr>
+            <w:r>
+              <w:rPr>
+                <w:rFonts w:ascii="맑은 고딕" w:eastAsia="맑은 고딕" w:cs="맑은 고딕" w:hint="eastAsia"/>
                 <w:kern w:val="0"/>
                 <w:sz w:val="22"/>
               </w:rPr>
@@ -2306,7 +2169,6 @@
             <w:r>
               <w:rPr>
                 <w:rFonts w:ascii="맑은 고딕" w:eastAsia="맑은 고딕" w:cs="맑은 고딕"/>
-                <w:color w:val="000000"/>
                 <w:kern w:val="0"/>
                 <w:sz w:val="22"/>
               </w:rPr>
@@ -2333,7 +2195,6 @@
                 <w:rFonts w:ascii="맑은 고딕" w:eastAsia="맑은 고딕" w:cs="맑은 고딕"/>
                 <w:b/>
                 <w:bCs/>
-                <w:color w:val="000000"/>
                 <w:kern w:val="0"/>
                 <w:sz w:val="22"/>
               </w:rPr>
@@ -2351,15 +2212,13 @@
               <w:jc w:val="left"/>
               <w:rPr>
                 <w:rFonts w:ascii="맑은 고딕" w:eastAsia="맑은 고딕" w:cs="맑은 고딕"/>
-                <w:color w:val="000000"/>
-                <w:kern w:val="0"/>
-                <w:sz w:val="22"/>
-              </w:rPr>
-            </w:pPr>
-            <w:r>
-              <w:rPr>
-                <w:rFonts w:ascii="맑은 고딕" w:eastAsia="맑은 고딕" w:cs="맑은 고딕" w:hint="eastAsia"/>
-                <w:color w:val="000000"/>
+                <w:kern w:val="0"/>
+                <w:sz w:val="22"/>
+              </w:rPr>
+            </w:pPr>
+            <w:r>
+              <w:rPr>
+                <w:rFonts w:ascii="맑은 고딕" w:eastAsia="맑은 고딕" w:cs="맑은 고딕" w:hint="eastAsia"/>
                 <w:kern w:val="0"/>
                 <w:sz w:val="22"/>
               </w:rPr>
@@ -2368,7 +2227,6 @@
             <w:r>
               <w:rPr>
                 <w:rFonts w:ascii="맑은 고딕" w:eastAsia="맑은 고딕" w:cs="맑은 고딕" w:hint="eastAsia"/>
-                <w:color w:val="000000"/>
                 <w:kern w:val="0"/>
                 <w:sz w:val="22"/>
               </w:rPr>
@@ -2377,7 +2235,6 @@
             <w:r>
               <w:rPr>
                 <w:rFonts w:ascii="맑은 고딕" w:eastAsia="맑은 고딕" w:cs="맑은 고딕"/>
-                <w:color w:val="000000"/>
                 <w:kern w:val="0"/>
                 <w:sz w:val="22"/>
               </w:rPr>
@@ -2386,7 +2243,6 @@
             <w:r>
               <w:rPr>
                 <w:rFonts w:ascii="맑은 고딕" w:eastAsia="맑은 고딕" w:cs="맑은 고딕" w:hint="eastAsia"/>
-                <w:color w:val="000000"/>
                 <w:kern w:val="0"/>
                 <w:sz w:val="22"/>
               </w:rPr>
@@ -2395,7 +2251,6 @@
             <w:r>
               <w:rPr>
                 <w:rFonts w:ascii="맑은 고딕" w:eastAsia="맑은 고딕" w:cs="맑은 고딕"/>
-                <w:color w:val="000000"/>
                 <w:kern w:val="0"/>
                 <w:sz w:val="22"/>
               </w:rPr>
@@ -2414,7 +2269,6 @@
               <w:jc w:val="left"/>
               <w:rPr>
                 <w:rFonts w:ascii="맑은 고딕" w:eastAsia="맑은 고딕" w:cs="맑은 고딕"/>
-                <w:color w:val="000000"/>
                 <w:kern w:val="0"/>
                 <w:sz w:val="22"/>
               </w:rPr>
@@ -2433,7 +2287,6 @@
               <w:jc w:val="center"/>
               <w:rPr>
                 <w:rFonts w:ascii="맑은 고딕" w:eastAsia="맑은 고딕" w:cs="맑은 고딕"/>
-                <w:color w:val="000000"/>
                 <w:kern w:val="0"/>
                 <w:sz w:val="22"/>
               </w:rPr>
@@ -2452,7 +2305,6 @@
               <w:jc w:val="center"/>
               <w:rPr>
                 <w:rFonts w:ascii="맑은 고딕" w:eastAsia="맑은 고딕" w:cs="맑은 고딕"/>
-                <w:color w:val="000000"/>
                 <w:kern w:val="0"/>
                 <w:sz w:val="22"/>
               </w:rPr>
@@ -2478,7 +2330,6 @@
                 <w:rFonts w:ascii="맑은 고딕" w:eastAsia="맑은 고딕" w:cs="맑은 고딕"/>
                 <w:b/>
                 <w:bCs/>
-                <w:color w:val="000000"/>
                 <w:kern w:val="0"/>
                 <w:sz w:val="22"/>
               </w:rPr>
@@ -2496,15 +2347,13 @@
               <w:jc w:val="left"/>
               <w:rPr>
                 <w:rFonts w:ascii="맑은 고딕" w:eastAsia="맑은 고딕" w:cs="맑은 고딕"/>
-                <w:color w:val="000000"/>
-                <w:kern w:val="0"/>
-                <w:sz w:val="22"/>
-              </w:rPr>
-            </w:pPr>
-            <w:r>
-              <w:rPr>
-                <w:rFonts w:ascii="맑은 고딕" w:eastAsia="맑은 고딕" w:cs="맑은 고딕"/>
-                <w:color w:val="000000"/>
+                <w:kern w:val="0"/>
+                <w:sz w:val="22"/>
+              </w:rPr>
+            </w:pPr>
+            <w:r>
+              <w:rPr>
+                <w:rFonts w:ascii="맑은 고딕" w:eastAsia="맑은 고딕" w:cs="맑은 고딕"/>
                 <w:kern w:val="0"/>
                 <w:sz w:val="22"/>
               </w:rPr>
@@ -2513,7 +2362,6 @@
             <w:r>
               <w:rPr>
                 <w:rFonts w:ascii="맑은 고딕" w:eastAsia="맑은 고딕" w:cs="맑은 고딕" w:hint="eastAsia"/>
-                <w:color w:val="000000"/>
                 <w:kern w:val="0"/>
                 <w:sz w:val="22"/>
               </w:rPr>
@@ -2522,7 +2370,6 @@
             <w:r>
               <w:rPr>
                 <w:rFonts w:ascii="맑은 고딕" w:eastAsia="맑은 고딕" w:cs="맑은 고딕"/>
-                <w:color w:val="000000"/>
                 <w:kern w:val="0"/>
                 <w:sz w:val="22"/>
               </w:rPr>
@@ -2531,7 +2378,6 @@
             <w:r>
               <w:rPr>
                 <w:rFonts w:ascii="맑은 고딕" w:eastAsia="맑은 고딕" w:cs="맑은 고딕" w:hint="eastAsia"/>
-                <w:color w:val="000000"/>
                 <w:kern w:val="0"/>
                 <w:sz w:val="22"/>
               </w:rPr>
@@ -2540,7 +2386,6 @@
             <w:r>
               <w:rPr>
                 <w:rFonts w:ascii="맑은 고딕" w:eastAsia="맑은 고딕" w:cs="맑은 고딕"/>
-                <w:color w:val="000000"/>
                 <w:kern w:val="0"/>
                 <w:sz w:val="22"/>
               </w:rPr>
@@ -2549,7 +2394,6 @@
             <w:r>
               <w:rPr>
                 <w:rFonts w:ascii="맑은 고딕" w:eastAsia="맑은 고딕" w:cs="맑은 고딕" w:hint="eastAsia"/>
-                <w:color w:val="000000"/>
                 <w:kern w:val="0"/>
                 <w:sz w:val="22"/>
               </w:rPr>
@@ -2568,7 +2412,6 @@
               <w:jc w:val="left"/>
               <w:rPr>
                 <w:rFonts w:ascii="맑은 고딕" w:eastAsia="맑은 고딕" w:cs="맑은 고딕"/>
-                <w:color w:val="000000"/>
                 <w:kern w:val="0"/>
                 <w:sz w:val="22"/>
               </w:rPr>
@@ -2587,7 +2430,6 @@
               <w:jc w:val="center"/>
               <w:rPr>
                 <w:rFonts w:ascii="맑은 고딕" w:eastAsia="맑은 고딕" w:cs="맑은 고딕"/>
-                <w:color w:val="000000"/>
                 <w:kern w:val="0"/>
                 <w:sz w:val="22"/>
               </w:rPr>
@@ -2606,7 +2448,6 @@
               <w:jc w:val="center"/>
               <w:rPr>
                 <w:rFonts w:ascii="맑은 고딕" w:eastAsia="맑은 고딕" w:cs="맑은 고딕"/>
-                <w:color w:val="000000"/>
                 <w:kern w:val="0"/>
                 <w:sz w:val="22"/>
               </w:rPr>
@@ -2632,17 +2473,15 @@
                 <w:rFonts w:ascii="맑은 고딕" w:eastAsia="맑은 고딕" w:cs="맑은 고딕"/>
                 <w:b/>
                 <w:bCs/>
-                <w:color w:val="000000"/>
-                <w:kern w:val="0"/>
-                <w:sz w:val="22"/>
-              </w:rPr>
-            </w:pPr>
-            <w:r>
-              <w:rPr>
-                <w:rFonts w:ascii="맑은 고딕" w:eastAsia="맑은 고딕" w:cs="맑은 고딕"/>
-                <w:b/>
-                <w:bCs/>
-                <w:color w:val="000000"/>
+                <w:kern w:val="0"/>
+                <w:sz w:val="22"/>
+              </w:rPr>
+            </w:pPr>
+            <w:r>
+              <w:rPr>
+                <w:rFonts w:ascii="맑은 고딕" w:eastAsia="맑은 고딕" w:cs="맑은 고딕"/>
+                <w:b/>
+                <w:bCs/>
                 <w:kern w:val="0"/>
                 <w:sz w:val="22"/>
               </w:rPr>
@@ -2653,7 +2492,6 @@
                 <w:rFonts w:ascii="맑은 고딕" w:eastAsia="맑은 고딕" w:cs="맑은 고딕" w:hint="eastAsia"/>
                 <w:b/>
                 <w:bCs/>
-                <w:color w:val="000000"/>
                 <w:kern w:val="0"/>
                 <w:sz w:val="22"/>
               </w:rPr>
@@ -2664,7 +2502,6 @@
                 <w:rFonts w:ascii="맑은 고딕" w:eastAsia="맑은 고딕" w:cs="맑은 고딕"/>
                 <w:b/>
                 <w:bCs/>
-                <w:color w:val="000000"/>
                 <w:kern w:val="0"/>
                 <w:sz w:val="22"/>
               </w:rPr>
@@ -2675,7 +2512,6 @@
                 <w:rFonts w:ascii="맑은 고딕" w:eastAsia="맑은 고딕" w:cs="맑은 고딕" w:hint="eastAsia"/>
                 <w:b/>
                 <w:bCs/>
-                <w:color w:val="000000"/>
                 <w:kern w:val="0"/>
                 <w:sz w:val="22"/>
               </w:rPr>
@@ -2694,15 +2530,13 @@
               <w:jc w:val="left"/>
               <w:rPr>
                 <w:rFonts w:ascii="맑은 고딕" w:eastAsia="맑은 고딕" w:cs="맑은 고딕"/>
-                <w:color w:val="000000"/>
-                <w:kern w:val="0"/>
-                <w:sz w:val="22"/>
-              </w:rPr>
-            </w:pPr>
-            <w:r>
-              <w:rPr>
-                <w:rFonts w:ascii="맑은 고딕" w:eastAsia="맑은 고딕" w:cs="맑은 고딕"/>
-                <w:color w:val="000000"/>
+                <w:kern w:val="0"/>
+                <w:sz w:val="22"/>
+              </w:rPr>
+            </w:pPr>
+            <w:r>
+              <w:rPr>
+                <w:rFonts w:ascii="맑은 고딕" w:eastAsia="맑은 고딕" w:cs="맑은 고딕"/>
                 <w:kern w:val="0"/>
                 <w:sz w:val="22"/>
               </w:rPr>
@@ -2721,7 +2555,6 @@
               <w:jc w:val="left"/>
               <w:rPr>
                 <w:rFonts w:ascii="맑은 고딕" w:eastAsia="맑은 고딕" w:cs="맑은 고딕"/>
-                <w:color w:val="000000"/>
                 <w:kern w:val="0"/>
                 <w:sz w:val="22"/>
               </w:rPr>
@@ -2746,15 +2579,13 @@
               <w:jc w:val="center"/>
               <w:rPr>
                 <w:rFonts w:ascii="맑은 고딕" w:eastAsia="맑은 고딕" w:cs="맑은 고딕"/>
-                <w:color w:val="000000"/>
-                <w:kern w:val="0"/>
-                <w:sz w:val="22"/>
-              </w:rPr>
-            </w:pPr>
-            <w:r>
-              <w:rPr>
-                <w:rFonts w:ascii="맑은 고딕" w:eastAsia="맑은 고딕" w:cs="맑은 고딕"/>
-                <w:color w:val="000000"/>
+                <w:kern w:val="0"/>
+                <w:sz w:val="22"/>
+              </w:rPr>
+            </w:pPr>
+            <w:r>
+              <w:rPr>
+                <w:rFonts w:ascii="맑은 고딕" w:eastAsia="맑은 고딕" w:cs="맑은 고딕"/>
                 <w:kern w:val="0"/>
                 <w:sz w:val="22"/>
               </w:rPr>
@@ -2774,15 +2605,13 @@
               <w:jc w:val="center"/>
               <w:rPr>
                 <w:rFonts w:ascii="맑은 고딕" w:eastAsia="맑은 고딕" w:cs="맑은 고딕"/>
-                <w:color w:val="000000"/>
-                <w:kern w:val="0"/>
-                <w:sz w:val="22"/>
-              </w:rPr>
-            </w:pPr>
-            <w:r>
-              <w:rPr>
-                <w:rFonts w:ascii="맑은 고딕" w:eastAsia="맑은 고딕" w:cs="맑은 고딕" w:hint="eastAsia"/>
-                <w:color w:val="000000"/>
+                <w:kern w:val="0"/>
+                <w:sz w:val="22"/>
+              </w:rPr>
+            </w:pPr>
+            <w:r>
+              <w:rPr>
+                <w:rFonts w:ascii="맑은 고딕" w:eastAsia="맑은 고딕" w:cs="맑은 고딕" w:hint="eastAsia"/>
                 <w:kern w:val="0"/>
                 <w:sz w:val="22"/>
               </w:rPr>
@@ -2809,7 +2638,6 @@
                 <w:rFonts w:ascii="맑은 고딕" w:eastAsia="맑은 고딕" w:cs="맑은 고딕"/>
                 <w:b/>
                 <w:bCs/>
-                <w:color w:val="000000"/>
                 <w:kern w:val="0"/>
                 <w:sz w:val="22"/>
               </w:rPr>
@@ -2827,15 +2655,13 @@
               <w:jc w:val="left"/>
               <w:rPr>
                 <w:rFonts w:ascii="맑은 고딕" w:eastAsia="맑은 고딕" w:cs="맑은 고딕"/>
-                <w:color w:val="000000"/>
-                <w:kern w:val="0"/>
-                <w:sz w:val="22"/>
-              </w:rPr>
-            </w:pPr>
-            <w:r>
-              <w:rPr>
-                <w:rFonts w:ascii="맑은 고딕" w:eastAsia="맑은 고딕" w:cs="맑은 고딕" w:hint="eastAsia"/>
-                <w:color w:val="000000"/>
+                <w:kern w:val="0"/>
+                <w:sz w:val="22"/>
+              </w:rPr>
+            </w:pPr>
+            <w:r>
+              <w:rPr>
+                <w:rFonts w:ascii="맑은 고딕" w:eastAsia="맑은 고딕" w:cs="맑은 고딕" w:hint="eastAsia"/>
                 <w:kern w:val="0"/>
                 <w:sz w:val="22"/>
               </w:rPr>
@@ -2854,7 +2680,6 @@
               <w:jc w:val="left"/>
               <w:rPr>
                 <w:rFonts w:ascii="맑은 고딕" w:eastAsia="맑은 고딕" w:cs="맑은 고딕"/>
-                <w:color w:val="000000"/>
                 <w:kern w:val="0"/>
                 <w:sz w:val="22"/>
               </w:rPr>
@@ -2873,7 +2698,6 @@
               <w:jc w:val="center"/>
               <w:rPr>
                 <w:rFonts w:ascii="맑은 고딕" w:eastAsia="맑은 고딕" w:cs="맑은 고딕"/>
-                <w:color w:val="000000"/>
                 <w:kern w:val="0"/>
                 <w:sz w:val="22"/>
               </w:rPr>
@@ -2892,7 +2716,6 @@
               <w:jc w:val="center"/>
               <w:rPr>
                 <w:rFonts w:ascii="맑은 고딕" w:eastAsia="맑은 고딕" w:cs="맑은 고딕"/>
-                <w:color w:val="000000"/>
                 <w:kern w:val="0"/>
                 <w:sz w:val="22"/>
               </w:rPr>
@@ -2918,17 +2741,15 @@
                 <w:rFonts w:ascii="맑은 고딕" w:eastAsia="맑은 고딕" w:cs="맑은 고딕"/>
                 <w:b/>
                 <w:bCs/>
-                <w:color w:val="000000"/>
-                <w:kern w:val="0"/>
-                <w:sz w:val="22"/>
-              </w:rPr>
-            </w:pPr>
-            <w:r>
-              <w:rPr>
-                <w:rFonts w:ascii="맑은 고딕" w:eastAsia="맑은 고딕" w:cs="맑은 고딕"/>
-                <w:b/>
-                <w:bCs/>
-                <w:color w:val="000000"/>
+                <w:kern w:val="0"/>
+                <w:sz w:val="22"/>
+              </w:rPr>
+            </w:pPr>
+            <w:r>
+              <w:rPr>
+                <w:rFonts w:ascii="맑은 고딕" w:eastAsia="맑은 고딕" w:cs="맑은 고딕"/>
+                <w:b/>
+                <w:bCs/>
                 <w:kern w:val="0"/>
                 <w:sz w:val="22"/>
               </w:rPr>
@@ -2939,7 +2760,6 @@
                 <w:rFonts w:ascii="맑은 고딕" w:eastAsia="맑은 고딕" w:cs="맑은 고딕" w:hint="eastAsia"/>
                 <w:b/>
                 <w:bCs/>
-                <w:color w:val="000000"/>
                 <w:kern w:val="0"/>
                 <w:sz w:val="22"/>
               </w:rPr>
@@ -2950,7 +2770,6 @@
                 <w:rFonts w:ascii="맑은 고딕" w:eastAsia="맑은 고딕" w:cs="맑은 고딕"/>
                 <w:b/>
                 <w:bCs/>
-                <w:color w:val="000000"/>
                 <w:kern w:val="0"/>
                 <w:sz w:val="22"/>
               </w:rPr>
@@ -2969,15 +2788,13 @@
               <w:jc w:val="left"/>
               <w:rPr>
                 <w:rFonts w:ascii="맑은 고딕" w:eastAsia="맑은 고딕" w:cs="맑은 고딕"/>
-                <w:color w:val="000000"/>
-                <w:kern w:val="0"/>
-                <w:sz w:val="22"/>
-              </w:rPr>
-            </w:pPr>
-            <w:r>
-              <w:rPr>
-                <w:rFonts w:ascii="맑은 고딕" w:eastAsia="맑은 고딕" w:cs="맑은 고딕"/>
-                <w:color w:val="000000"/>
+                <w:kern w:val="0"/>
+                <w:sz w:val="22"/>
+              </w:rPr>
+            </w:pPr>
+            <w:r>
+              <w:rPr>
+                <w:rFonts w:ascii="맑은 고딕" w:eastAsia="맑은 고딕" w:cs="맑은 고딕"/>
                 <w:kern w:val="0"/>
                 <w:sz w:val="22"/>
               </w:rPr>
@@ -2986,7 +2803,6 @@
             <w:r>
               <w:rPr>
                 <w:rFonts w:ascii="맑은 고딕" w:eastAsia="맑은 고딕" w:cs="맑은 고딕" w:hint="eastAsia"/>
-                <w:color w:val="000000"/>
                 <w:kern w:val="0"/>
                 <w:sz w:val="22"/>
               </w:rPr>
@@ -2995,7 +2811,6 @@
             <w:r>
               <w:rPr>
                 <w:rFonts w:ascii="맑은 고딕" w:eastAsia="맑은 고딕" w:cs="맑은 고딕"/>
-                <w:color w:val="000000"/>
                 <w:kern w:val="0"/>
                 <w:sz w:val="22"/>
               </w:rPr>
@@ -3014,7 +2829,6 @@
               <w:jc w:val="left"/>
               <w:rPr>
                 <w:rFonts w:ascii="맑은 고딕" w:eastAsia="맑은 고딕" w:cs="맑은 고딕"/>
-                <w:color w:val="000000"/>
                 <w:kern w:val="0"/>
                 <w:sz w:val="22"/>
               </w:rPr>
@@ -3039,15 +2853,13 @@
               <w:jc w:val="center"/>
               <w:rPr>
                 <w:rFonts w:ascii="맑은 고딕" w:eastAsia="맑은 고딕" w:cs="맑은 고딕"/>
-                <w:color w:val="000000"/>
-                <w:kern w:val="0"/>
-                <w:sz w:val="22"/>
-              </w:rPr>
-            </w:pPr>
-            <w:r>
-              <w:rPr>
-                <w:rFonts w:ascii="맑은 고딕" w:eastAsia="맑은 고딕" w:cs="맑은 고딕"/>
-                <w:color w:val="000000"/>
+                <w:kern w:val="0"/>
+                <w:sz w:val="22"/>
+              </w:rPr>
+            </w:pPr>
+            <w:r>
+              <w:rPr>
+                <w:rFonts w:ascii="맑은 고딕" w:eastAsia="맑은 고딕" w:cs="맑은 고딕"/>
                 <w:kern w:val="0"/>
                 <w:sz w:val="22"/>
               </w:rPr>
@@ -3067,15 +2879,13 @@
               <w:jc w:val="center"/>
               <w:rPr>
                 <w:rFonts w:ascii="맑은 고딕" w:eastAsia="맑은 고딕" w:cs="맑은 고딕"/>
-                <w:color w:val="000000"/>
-                <w:kern w:val="0"/>
-                <w:sz w:val="22"/>
-              </w:rPr>
-            </w:pPr>
-            <w:r>
-              <w:rPr>
-                <w:rFonts w:ascii="맑은 고딕" w:eastAsia="맑은 고딕" w:cs="맑은 고딕" w:hint="eastAsia"/>
-                <w:color w:val="000000"/>
+                <w:kern w:val="0"/>
+                <w:sz w:val="22"/>
+              </w:rPr>
+            </w:pPr>
+            <w:r>
+              <w:rPr>
+                <w:rFonts w:ascii="맑은 고딕" w:eastAsia="맑은 고딕" w:cs="맑은 고딕" w:hint="eastAsia"/>
                 <w:kern w:val="0"/>
                 <w:sz w:val="22"/>
               </w:rPr>
@@ -3102,7 +2912,6 @@
                 <w:rFonts w:ascii="맑은 고딕" w:eastAsia="맑은 고딕" w:cs="맑은 고딕"/>
                 <w:b/>
                 <w:bCs/>
-                <w:color w:val="000000"/>
                 <w:kern w:val="0"/>
                 <w:sz w:val="22"/>
               </w:rPr>
@@ -3120,15 +2929,13 @@
               <w:jc w:val="left"/>
               <w:rPr>
                 <w:rFonts w:ascii="맑은 고딕" w:eastAsia="맑은 고딕" w:cs="맑은 고딕"/>
-                <w:color w:val="000000"/>
-                <w:kern w:val="0"/>
-                <w:sz w:val="22"/>
-              </w:rPr>
-            </w:pPr>
-            <w:r>
-              <w:rPr>
-                <w:rFonts w:ascii="맑은 고딕" w:eastAsia="맑은 고딕" w:cs="맑은 고딕" w:hint="eastAsia"/>
-                <w:color w:val="000000"/>
+                <w:kern w:val="0"/>
+                <w:sz w:val="22"/>
+              </w:rPr>
+            </w:pPr>
+            <w:r>
+              <w:rPr>
+                <w:rFonts w:ascii="맑은 고딕" w:eastAsia="맑은 고딕" w:cs="맑은 고딕" w:hint="eastAsia"/>
                 <w:kern w:val="0"/>
                 <w:sz w:val="22"/>
               </w:rPr>
@@ -3137,7 +2944,6 @@
             <w:r>
               <w:rPr>
                 <w:rFonts w:ascii="맑은 고딕" w:eastAsia="맑은 고딕" w:cs="맑은 고딕"/>
-                <w:color w:val="000000"/>
                 <w:kern w:val="0"/>
                 <w:sz w:val="22"/>
               </w:rPr>
@@ -3156,15 +2962,13 @@
               <w:jc w:val="left"/>
               <w:rPr>
                 <w:rFonts w:ascii="맑은 고딕" w:eastAsia="맑은 고딕" w:cs="맑은 고딕"/>
-                <w:color w:val="000000"/>
-                <w:kern w:val="0"/>
-                <w:sz w:val="22"/>
-              </w:rPr>
-            </w:pPr>
-            <w:r>
-              <w:rPr>
-                <w:rFonts w:ascii="맑은 고딕" w:eastAsia="맑은 고딕" w:cs="맑은 고딕" w:hint="eastAsia"/>
-                <w:color w:val="000000"/>
+                <w:kern w:val="0"/>
+                <w:sz w:val="22"/>
+              </w:rPr>
+            </w:pPr>
+            <w:r>
+              <w:rPr>
+                <w:rFonts w:ascii="맑은 고딕" w:eastAsia="맑은 고딕" w:cs="맑은 고딕" w:hint="eastAsia"/>
                 <w:kern w:val="0"/>
                 <w:sz w:val="22"/>
               </w:rPr>
@@ -3173,7 +2977,6 @@
             <w:r>
               <w:rPr>
                 <w:rFonts w:ascii="맑은 고딕" w:eastAsia="맑은 고딕" w:cs="맑은 고딕"/>
-                <w:color w:val="000000"/>
                 <w:kern w:val="0"/>
                 <w:sz w:val="22"/>
               </w:rPr>
@@ -3193,7 +2996,6 @@
               <w:jc w:val="center"/>
               <w:rPr>
                 <w:rFonts w:ascii="맑은 고딕" w:eastAsia="맑은 고딕" w:cs="맑은 고딕"/>
-                <w:color w:val="000000"/>
                 <w:kern w:val="0"/>
                 <w:sz w:val="22"/>
               </w:rPr>
@@ -3212,7 +3014,6 @@
               <w:jc w:val="center"/>
               <w:rPr>
                 <w:rFonts w:ascii="맑은 고딕" w:eastAsia="맑은 고딕" w:cs="맑은 고딕"/>
-                <w:color w:val="000000"/>
                 <w:kern w:val="0"/>
                 <w:sz w:val="22"/>
               </w:rPr>
@@ -3238,7 +3039,6 @@
                 <w:rFonts w:ascii="맑은 고딕" w:eastAsia="맑은 고딕" w:cs="맑은 고딕"/>
                 <w:b/>
                 <w:bCs/>
-                <w:color w:val="000000"/>
                 <w:kern w:val="0"/>
                 <w:sz w:val="22"/>
               </w:rPr>
@@ -3256,15 +3056,13 @@
               <w:jc w:val="left"/>
               <w:rPr>
                 <w:rFonts w:ascii="맑은 고딕" w:eastAsia="맑은 고딕" w:cs="맑은 고딕"/>
-                <w:color w:val="000000"/>
-                <w:kern w:val="0"/>
-                <w:sz w:val="22"/>
-              </w:rPr>
-            </w:pPr>
-            <w:r>
-              <w:rPr>
-                <w:rFonts w:ascii="맑은 고딕" w:eastAsia="맑은 고딕" w:cs="맑은 고딕"/>
-                <w:color w:val="000000"/>
+                <w:kern w:val="0"/>
+                <w:sz w:val="22"/>
+              </w:rPr>
+            </w:pPr>
+            <w:r>
+              <w:rPr>
+                <w:rFonts w:ascii="맑은 고딕" w:eastAsia="맑은 고딕" w:cs="맑은 고딕"/>
                 <w:kern w:val="0"/>
                 <w:sz w:val="22"/>
               </w:rPr>
@@ -3283,11 +3081,62 @@
               <w:jc w:val="left"/>
               <w:rPr>
                 <w:rFonts w:ascii="맑은 고딕" w:eastAsia="맑은 고딕" w:cs="맑은 고딕"/>
-                <w:color w:val="000000"/>
-                <w:kern w:val="0"/>
-                <w:sz w:val="22"/>
-              </w:rPr>
-            </w:pPr>
+                <w:kern w:val="0"/>
+                <w:sz w:val="22"/>
+              </w:rPr>
+            </w:pPr>
+            <w:hyperlink r:id="rId7" w:history="1">
+              <w:r>
+                <w:rPr>
+                  <w:rStyle w:val="a3"/>
+                  <w:rFonts w:ascii="맑은 고딕" w:eastAsia="맑은 고딕" w:cs="맑은 고딕"/>
+                  <w:color w:val="auto"/>
+                  <w:kern w:val="0"/>
+                  <w:sz w:val="22"/>
+                </w:rPr>
+                <w:t>https://daddynkidsmakers.blogspot.com/2025/09/dify.html</w:t>
+              </w:r>
+            </w:hyperlink>
+            <w:r>
+              <w:rPr>
+                <w:rFonts w:ascii="맑은 고딕" w:eastAsia="맑은 고딕" w:cs="맑은 고딕"/>
+                <w:kern w:val="0"/>
+                <w:sz w:val="22"/>
+              </w:rPr>
+              <w:t xml:space="preserve"> </w:t>
+            </w:r>
+          </w:p>
+          <w:p>
+            <w:pPr>
+              <w:wordWrap/>
+              <w:adjustRightInd w:val="0"/>
+              <w:jc w:val="left"/>
+              <w:rPr>
+                <w:rFonts w:ascii="맑은 고딕" w:eastAsia="맑은 고딕" w:cs="맑은 고딕"/>
+                <w:kern w:val="0"/>
+                <w:sz w:val="22"/>
+              </w:rPr>
+            </w:pPr>
+            <w:hyperlink r:id="rId8" w:history="1">
+              <w:r>
+                <w:rPr>
+                  <w:rStyle w:val="a3"/>
+                  <w:rFonts w:ascii="맑은 고딕" w:eastAsia="맑은 고딕" w:cs="맑은 고딕"/>
+                  <w:color w:val="auto"/>
+                  <w:kern w:val="0"/>
+                  <w:sz w:val="22"/>
+                </w:rPr>
+                <w:t>https://daddynkidsmakers.blogspot.com/2025/11/falkordb-llm-bim.html</w:t>
+              </w:r>
+            </w:hyperlink>
+            <w:r>
+              <w:rPr>
+                <w:rFonts w:ascii="맑은 고딕" w:eastAsia="맑은 고딕" w:cs="맑은 고딕"/>
+                <w:kern w:val="0"/>
+                <w:sz w:val="22"/>
+              </w:rPr>
+              <w:t xml:space="preserve"> </w:t>
+            </w:r>
           </w:p>
         </w:tc>
         <w:tc>
@@ -3302,7 +3151,6 @@
               <w:jc w:val="center"/>
               <w:rPr>
                 <w:rFonts w:ascii="맑은 고딕" w:eastAsia="맑은 고딕" w:cs="맑은 고딕"/>
-                <w:color w:val="000000"/>
                 <w:kern w:val="0"/>
                 <w:sz w:val="22"/>
               </w:rPr>
@@ -3321,7 +3169,6 @@
               <w:jc w:val="center"/>
               <w:rPr>
                 <w:rFonts w:ascii="맑은 고딕" w:eastAsia="맑은 고딕" w:cs="맑은 고딕"/>
-                <w:color w:val="000000"/>
                 <w:kern w:val="0"/>
                 <w:sz w:val="22"/>
               </w:rPr>
@@ -3347,7 +3194,6 @@
                 <w:rFonts w:ascii="맑은 고딕" w:eastAsia="맑은 고딕" w:cs="맑은 고딕"/>
                 <w:b/>
                 <w:bCs/>
-                <w:color w:val="000000"/>
                 <w:kern w:val="0"/>
                 <w:sz w:val="22"/>
               </w:rPr>
@@ -3365,15 +3211,13 @@
               <w:jc w:val="left"/>
               <w:rPr>
                 <w:rFonts w:ascii="맑은 고딕" w:eastAsia="맑은 고딕" w:cs="맑은 고딕"/>
-                <w:color w:val="000000"/>
-                <w:kern w:val="0"/>
-                <w:sz w:val="22"/>
-              </w:rPr>
-            </w:pPr>
-            <w:r>
-              <w:rPr>
-                <w:rFonts w:ascii="맑은 고딕" w:eastAsia="맑은 고딕" w:cs="맑은 고딕" w:hint="eastAsia"/>
-                <w:color w:val="000000"/>
+                <w:kern w:val="0"/>
+                <w:sz w:val="22"/>
+              </w:rPr>
+            </w:pPr>
+            <w:r>
+              <w:rPr>
+                <w:rFonts w:ascii="맑은 고딕" w:eastAsia="맑은 고딕" w:cs="맑은 고딕" w:hint="eastAsia"/>
                 <w:kern w:val="0"/>
                 <w:sz w:val="22"/>
               </w:rPr>
@@ -3382,7 +3226,6 @@
             <w:r>
               <w:rPr>
                 <w:rFonts w:ascii="맑은 고딕" w:eastAsia="맑은 고딕" w:cs="맑은 고딕"/>
-                <w:color w:val="000000"/>
                 <w:kern w:val="0"/>
                 <w:sz w:val="22"/>
               </w:rPr>
@@ -3391,7 +3234,6 @@
             <w:r>
               <w:rPr>
                 <w:rFonts w:ascii="맑은 고딕" w:eastAsia="맑은 고딕" w:cs="맑은 고딕" w:hint="eastAsia"/>
-                <w:color w:val="000000"/>
                 <w:kern w:val="0"/>
                 <w:sz w:val="22"/>
               </w:rPr>
@@ -3400,7 +3242,6 @@
             <w:r>
               <w:rPr>
                 <w:rFonts w:ascii="맑은 고딕" w:eastAsia="맑은 고딕" w:cs="맑은 고딕"/>
-                <w:color w:val="000000"/>
                 <w:kern w:val="0"/>
                 <w:sz w:val="22"/>
               </w:rPr>
@@ -3419,7 +3260,6 @@
               <w:jc w:val="left"/>
               <w:rPr>
                 <w:rFonts w:ascii="맑은 고딕" w:eastAsia="맑은 고딕" w:cs="맑은 고딕"/>
-                <w:color w:val="000000"/>
                 <w:kern w:val="0"/>
                 <w:sz w:val="22"/>
               </w:rPr>
@@ -3438,7 +3278,6 @@
               <w:jc w:val="center"/>
               <w:rPr>
                 <w:rFonts w:ascii="맑은 고딕" w:eastAsia="맑은 고딕" w:cs="맑은 고딕"/>
-                <w:color w:val="000000"/>
                 <w:kern w:val="0"/>
                 <w:sz w:val="22"/>
               </w:rPr>
@@ -3457,7 +3296,6 @@
               <w:jc w:val="center"/>
               <w:rPr>
                 <w:rFonts w:ascii="맑은 고딕" w:eastAsia="맑은 고딕" w:cs="맑은 고딕"/>
-                <w:color w:val="000000"/>
                 <w:kern w:val="0"/>
                 <w:sz w:val="22"/>
               </w:rPr>
@@ -3483,17 +3321,15 @@
                 <w:rFonts w:ascii="맑은 고딕" w:eastAsia="맑은 고딕" w:cs="맑은 고딕"/>
                 <w:b/>
                 <w:bCs/>
-                <w:color w:val="000000"/>
-                <w:kern w:val="0"/>
-                <w:sz w:val="22"/>
-              </w:rPr>
-            </w:pPr>
-            <w:r>
-              <w:rPr>
-                <w:rFonts w:ascii="맑은 고딕" w:eastAsia="맑은 고딕" w:cs="맑은 고딕"/>
-                <w:b/>
-                <w:bCs/>
-                <w:color w:val="000000"/>
+                <w:kern w:val="0"/>
+                <w:sz w:val="22"/>
+              </w:rPr>
+            </w:pPr>
+            <w:r>
+              <w:rPr>
+                <w:rFonts w:ascii="맑은 고딕" w:eastAsia="맑은 고딕" w:cs="맑은 고딕"/>
+                <w:b/>
+                <w:bCs/>
                 <w:kern w:val="0"/>
                 <w:sz w:val="22"/>
               </w:rPr>
@@ -3504,7 +3340,6 @@
                 <w:rFonts w:ascii="맑은 고딕" w:eastAsia="맑은 고딕" w:cs="맑은 고딕" w:hint="eastAsia"/>
                 <w:b/>
                 <w:bCs/>
-                <w:color w:val="000000"/>
                 <w:kern w:val="0"/>
                 <w:sz w:val="22"/>
               </w:rPr>
@@ -3515,7 +3350,6 @@
                 <w:rFonts w:ascii="맑은 고딕" w:eastAsia="맑은 고딕" w:cs="맑은 고딕"/>
                 <w:b/>
                 <w:bCs/>
-                <w:color w:val="000000"/>
                 <w:kern w:val="0"/>
                 <w:sz w:val="22"/>
               </w:rPr>
@@ -3526,7 +3360,6 @@
                 <w:rFonts w:ascii="맑은 고딕" w:eastAsia="맑은 고딕" w:cs="맑은 고딕" w:hint="eastAsia"/>
                 <w:b/>
                 <w:bCs/>
-                <w:color w:val="000000"/>
                 <w:kern w:val="0"/>
                 <w:sz w:val="22"/>
               </w:rPr>
@@ -3545,15 +3378,13 @@
               <w:jc w:val="left"/>
               <w:rPr>
                 <w:rFonts w:ascii="맑은 고딕" w:eastAsia="맑은 고딕" w:cs="맑은 고딕"/>
-                <w:color w:val="000000"/>
-                <w:kern w:val="0"/>
-                <w:sz w:val="22"/>
-              </w:rPr>
-            </w:pPr>
-            <w:r>
-              <w:rPr>
-                <w:rFonts w:ascii="맑은 고딕" w:eastAsia="맑은 고딕" w:cs="맑은 고딕" w:hint="eastAsia"/>
-                <w:color w:val="000000"/>
+                <w:kern w:val="0"/>
+                <w:sz w:val="22"/>
+              </w:rPr>
+            </w:pPr>
+            <w:r>
+              <w:rPr>
+                <w:rFonts w:ascii="맑은 고딕" w:eastAsia="맑은 고딕" w:cs="맑은 고딕" w:hint="eastAsia"/>
                 <w:kern w:val="0"/>
                 <w:sz w:val="22"/>
               </w:rPr>
@@ -3562,7 +3393,6 @@
             <w:r>
               <w:rPr>
                 <w:rFonts w:ascii="맑은 고딕" w:eastAsia="맑은 고딕" w:cs="맑은 고딕"/>
-                <w:color w:val="000000"/>
                 <w:kern w:val="0"/>
                 <w:sz w:val="22"/>
               </w:rPr>
@@ -3571,7 +3401,6 @@
             <w:r>
               <w:rPr>
                 <w:rFonts w:ascii="맑은 고딕" w:eastAsia="맑은 고딕" w:cs="맑은 고딕" w:hint="eastAsia"/>
-                <w:color w:val="000000"/>
                 <w:kern w:val="0"/>
                 <w:sz w:val="22"/>
               </w:rPr>
@@ -3580,7 +3409,6 @@
             <w:r>
               <w:rPr>
                 <w:rFonts w:ascii="맑은 고딕" w:eastAsia="맑은 고딕" w:cs="맑은 고딕"/>
-                <w:color w:val="000000"/>
                 <w:kern w:val="0"/>
                 <w:sz w:val="22"/>
               </w:rPr>
@@ -3589,7 +3417,6 @@
             <w:r>
               <w:rPr>
                 <w:rFonts w:ascii="맑은 고딕" w:eastAsia="맑은 고딕" w:cs="맑은 고딕" w:hint="eastAsia"/>
-                <w:color w:val="000000"/>
                 <w:kern w:val="0"/>
                 <w:sz w:val="22"/>
               </w:rPr>
@@ -3608,12 +3435,11 @@
               <w:jc w:val="left"/>
               <w:rPr>
                 <w:rFonts w:ascii="맑은 고딕" w:eastAsia="맑은 고딕" w:cs="맑은 고딕"/>
-                <w:color w:val="000000"/>
-                <w:kern w:val="0"/>
-                <w:sz w:val="22"/>
-              </w:rPr>
-            </w:pPr>
-            <w:hyperlink r:id="rId5" w:history="1"/>
+                <w:kern w:val="0"/>
+                <w:sz w:val="22"/>
+              </w:rPr>
+            </w:pPr>
+            <w:hyperlink r:id="rId9" w:history="1"/>
           </w:p>
         </w:tc>
         <w:tc>
@@ -3628,15 +3454,13 @@
               <w:jc w:val="center"/>
               <w:rPr>
                 <w:rFonts w:ascii="맑은 고딕" w:eastAsia="맑은 고딕" w:cs="맑은 고딕"/>
-                <w:color w:val="000000"/>
-                <w:kern w:val="0"/>
-                <w:sz w:val="22"/>
-              </w:rPr>
-            </w:pPr>
-            <w:r>
-              <w:rPr>
-                <w:rFonts w:ascii="맑은 고딕" w:eastAsia="맑은 고딕" w:cs="맑은 고딕"/>
-                <w:color w:val="000000"/>
+                <w:kern w:val="0"/>
+                <w:sz w:val="22"/>
+              </w:rPr>
+            </w:pPr>
+            <w:r>
+              <w:rPr>
+                <w:rFonts w:ascii="맑은 고딕" w:eastAsia="맑은 고딕" w:cs="맑은 고딕"/>
                 <w:kern w:val="0"/>
                 <w:sz w:val="22"/>
               </w:rPr>
@@ -3656,15 +3480,13 @@
               <w:jc w:val="center"/>
               <w:rPr>
                 <w:rFonts w:ascii="맑은 고딕" w:eastAsia="맑은 고딕" w:cs="맑은 고딕"/>
-                <w:color w:val="000000"/>
-                <w:kern w:val="0"/>
-                <w:sz w:val="22"/>
-              </w:rPr>
-            </w:pPr>
-            <w:r>
-              <w:rPr>
-                <w:rFonts w:ascii="맑은 고딕" w:eastAsia="맑은 고딕" w:cs="맑은 고딕" w:hint="eastAsia"/>
-                <w:color w:val="000000"/>
+                <w:kern w:val="0"/>
+                <w:sz w:val="22"/>
+              </w:rPr>
+            </w:pPr>
+            <w:r>
+              <w:rPr>
+                <w:rFonts w:ascii="맑은 고딕" w:eastAsia="맑은 고딕" w:cs="맑은 고딕" w:hint="eastAsia"/>
                 <w:kern w:val="0"/>
                 <w:sz w:val="22"/>
               </w:rPr>
@@ -3691,7 +3513,6 @@
                 <w:rFonts w:ascii="맑은 고딕" w:eastAsia="맑은 고딕" w:cs="맑은 고딕"/>
                 <w:b/>
                 <w:bCs/>
-                <w:color w:val="000000"/>
                 <w:kern w:val="0"/>
                 <w:sz w:val="22"/>
               </w:rPr>
@@ -3709,15 +3530,13 @@
               <w:jc w:val="left"/>
               <w:rPr>
                 <w:rFonts w:ascii="맑은 고딕" w:eastAsia="맑은 고딕" w:cs="맑은 고딕"/>
-                <w:color w:val="000000"/>
-                <w:kern w:val="0"/>
-                <w:sz w:val="22"/>
-              </w:rPr>
-            </w:pPr>
-            <w:r>
-              <w:rPr>
-                <w:rFonts w:ascii="맑은 고딕" w:eastAsia="맑은 고딕" w:cs="맑은 고딕"/>
-                <w:color w:val="000000"/>
+                <w:kern w:val="0"/>
+                <w:sz w:val="22"/>
+              </w:rPr>
+            </w:pPr>
+            <w:r>
+              <w:rPr>
+                <w:rFonts w:ascii="맑은 고딕" w:eastAsia="맑은 고딕" w:cs="맑은 고딕"/>
                 <w:kern w:val="0"/>
                 <w:sz w:val="22"/>
               </w:rPr>
@@ -3726,7 +3545,6 @@
             <w:r>
               <w:rPr>
                 <w:rFonts w:ascii="맑은 고딕" w:eastAsia="맑은 고딕" w:cs="맑은 고딕" w:hint="eastAsia"/>
-                <w:color w:val="000000"/>
                 <w:kern w:val="0"/>
                 <w:sz w:val="22"/>
               </w:rPr>
@@ -3735,7 +3553,6 @@
             <w:r>
               <w:rPr>
                 <w:rFonts w:ascii="맑은 고딕" w:eastAsia="맑은 고딕" w:cs="맑은 고딕"/>
-                <w:color w:val="000000"/>
                 <w:kern w:val="0"/>
                 <w:sz w:val="22"/>
               </w:rPr>
@@ -3744,7 +3561,6 @@
             <w:r>
               <w:rPr>
                 <w:rFonts w:ascii="맑은 고딕" w:eastAsia="맑은 고딕" w:cs="맑은 고딕" w:hint="eastAsia"/>
-                <w:color w:val="000000"/>
                 <w:kern w:val="0"/>
                 <w:sz w:val="22"/>
               </w:rPr>
@@ -3753,7 +3569,6 @@
             <w:r>
               <w:rPr>
                 <w:rFonts w:ascii="맑은 고딕" w:eastAsia="맑은 고딕" w:cs="맑은 고딕"/>
-                <w:color w:val="000000"/>
                 <w:kern w:val="0"/>
                 <w:sz w:val="22"/>
               </w:rPr>
@@ -3762,7 +3577,6 @@
             <w:r>
               <w:rPr>
                 <w:rFonts w:ascii="맑은 고딕" w:eastAsia="맑은 고딕" w:cs="맑은 고딕" w:hint="eastAsia"/>
-                <w:color w:val="000000"/>
                 <w:kern w:val="0"/>
                 <w:sz w:val="22"/>
               </w:rPr>
@@ -3771,7 +3585,6 @@
             <w:r>
               <w:rPr>
                 <w:rFonts w:ascii="맑은 고딕" w:eastAsia="맑은 고딕" w:cs="맑은 고딕"/>
-                <w:color w:val="000000"/>
                 <w:kern w:val="0"/>
                 <w:sz w:val="22"/>
               </w:rPr>
@@ -3780,7 +3593,6 @@
             <w:r>
               <w:rPr>
                 <w:rFonts w:ascii="맑은 고딕" w:eastAsia="맑은 고딕" w:cs="맑은 고딕" w:hint="eastAsia"/>
-                <w:color w:val="000000"/>
                 <w:kern w:val="0"/>
                 <w:sz w:val="22"/>
               </w:rPr>
@@ -3799,7 +3611,6 @@
               <w:jc w:val="left"/>
               <w:rPr>
                 <w:rFonts w:ascii="맑은 고딕" w:eastAsia="맑은 고딕" w:cs="맑은 고딕"/>
-                <w:color w:val="000000"/>
                 <w:kern w:val="0"/>
                 <w:sz w:val="22"/>
               </w:rPr>
@@ -3818,7 +3629,6 @@
               <w:jc w:val="center"/>
               <w:rPr>
                 <w:rFonts w:ascii="맑은 고딕" w:eastAsia="맑은 고딕" w:cs="맑은 고딕"/>
-                <w:color w:val="000000"/>
                 <w:kern w:val="0"/>
                 <w:sz w:val="22"/>
               </w:rPr>
@@ -3837,7 +3647,6 @@
               <w:jc w:val="center"/>
               <w:rPr>
                 <w:rFonts w:ascii="맑은 고딕" w:eastAsia="맑은 고딕" w:cs="맑은 고딕"/>
-                <w:color w:val="000000"/>
                 <w:kern w:val="0"/>
                 <w:sz w:val="22"/>
               </w:rPr>
@@ -3863,7 +3672,6 @@
                 <w:rFonts w:ascii="맑은 고딕" w:eastAsia="맑은 고딕" w:cs="맑은 고딕"/>
                 <w:b/>
                 <w:bCs/>
-                <w:color w:val="000000"/>
                 <w:kern w:val="0"/>
                 <w:sz w:val="22"/>
               </w:rPr>
@@ -3881,15 +3689,13 @@
               <w:jc w:val="left"/>
               <w:rPr>
                 <w:rFonts w:ascii="맑은 고딕" w:eastAsia="맑은 고딕" w:cs="맑은 고딕"/>
-                <w:color w:val="000000"/>
-                <w:kern w:val="0"/>
-                <w:sz w:val="22"/>
-              </w:rPr>
-            </w:pPr>
-            <w:r>
-              <w:rPr>
-                <w:rFonts w:ascii="맑은 고딕" w:eastAsia="맑은 고딕" w:cs="맑은 고딕"/>
-                <w:color w:val="000000"/>
+                <w:kern w:val="0"/>
+                <w:sz w:val="22"/>
+              </w:rPr>
+            </w:pPr>
+            <w:r>
+              <w:rPr>
+                <w:rFonts w:ascii="맑은 고딕" w:eastAsia="맑은 고딕" w:cs="맑은 고딕"/>
                 <w:kern w:val="0"/>
                 <w:sz w:val="22"/>
               </w:rPr>
@@ -3898,7 +3704,6 @@
             <w:r>
               <w:rPr>
                 <w:rFonts w:ascii="맑은 고딕" w:eastAsia="맑은 고딕" w:cs="맑은 고딕" w:hint="eastAsia"/>
-                <w:color w:val="000000"/>
                 <w:kern w:val="0"/>
                 <w:sz w:val="22"/>
               </w:rPr>
@@ -3907,7 +3712,6 @@
             <w:r>
               <w:rPr>
                 <w:rFonts w:ascii="맑은 고딕" w:eastAsia="맑은 고딕" w:cs="맑은 고딕"/>
-                <w:color w:val="000000"/>
                 <w:kern w:val="0"/>
                 <w:sz w:val="22"/>
               </w:rPr>
@@ -3916,7 +3720,6 @@
             <w:r>
               <w:rPr>
                 <w:rFonts w:ascii="맑은 고딕" w:eastAsia="맑은 고딕" w:cs="맑은 고딕" w:hint="eastAsia"/>
-                <w:color w:val="000000"/>
                 <w:kern w:val="0"/>
                 <w:sz w:val="22"/>
               </w:rPr>
@@ -3925,7 +3728,6 @@
             <w:r>
               <w:rPr>
                 <w:rFonts w:ascii="맑은 고딕" w:eastAsia="맑은 고딕" w:cs="맑은 고딕"/>
-                <w:color w:val="000000"/>
                 <w:kern w:val="0"/>
                 <w:sz w:val="22"/>
               </w:rPr>
@@ -3934,7 +3736,6 @@
             <w:r>
               <w:rPr>
                 <w:rFonts w:ascii="맑은 고딕" w:eastAsia="맑은 고딕" w:cs="맑은 고딕" w:hint="eastAsia"/>
-                <w:color w:val="000000"/>
                 <w:kern w:val="0"/>
                 <w:sz w:val="22"/>
               </w:rPr>
@@ -3943,7 +3744,6 @@
             <w:r>
               <w:rPr>
                 <w:rFonts w:ascii="맑은 고딕" w:eastAsia="맑은 고딕" w:cs="맑은 고딕"/>
-                <w:color w:val="000000"/>
                 <w:kern w:val="0"/>
                 <w:sz w:val="22"/>
               </w:rPr>
@@ -3952,7 +3752,6 @@
             <w:r>
               <w:rPr>
                 <w:rFonts w:ascii="맑은 고딕" w:eastAsia="맑은 고딕" w:cs="맑은 고딕" w:hint="eastAsia"/>
-                <w:color w:val="000000"/>
                 <w:kern w:val="0"/>
                 <w:sz w:val="22"/>
               </w:rPr>
@@ -3961,7 +3760,6 @@
             <w:r>
               <w:rPr>
                 <w:rFonts w:ascii="맑은 고딕" w:eastAsia="맑은 고딕" w:cs="맑은 고딕"/>
-                <w:color w:val="000000"/>
                 <w:kern w:val="0"/>
                 <w:sz w:val="22"/>
               </w:rPr>
@@ -3970,7 +3768,6 @@
             <w:r>
               <w:rPr>
                 <w:rFonts w:ascii="맑은 고딕" w:eastAsia="맑은 고딕" w:cs="맑은 고딕" w:hint="eastAsia"/>
-                <w:color w:val="000000"/>
                 <w:kern w:val="0"/>
                 <w:sz w:val="22"/>
               </w:rPr>
@@ -3979,7 +3776,6 @@
             <w:r>
               <w:rPr>
                 <w:rFonts w:ascii="맑은 고딕" w:eastAsia="맑은 고딕" w:cs="맑은 고딕"/>
-                <w:color w:val="000000"/>
                 <w:kern w:val="0"/>
                 <w:sz w:val="22"/>
               </w:rPr>
@@ -3988,7 +3784,6 @@
             <w:r>
               <w:rPr>
                 <w:rFonts w:ascii="맑은 고딕" w:eastAsia="맑은 고딕" w:cs="맑은 고딕" w:hint="eastAsia"/>
-                <w:color w:val="000000"/>
                 <w:kern w:val="0"/>
                 <w:sz w:val="22"/>
               </w:rPr>
@@ -4007,7 +3802,6 @@
               <w:jc w:val="left"/>
               <w:rPr>
                 <w:rFonts w:ascii="맑은 고딕" w:eastAsia="맑은 고딕" w:cs="맑은 고딕"/>
-                <w:color w:val="000000"/>
                 <w:kern w:val="0"/>
                 <w:sz w:val="22"/>
               </w:rPr>
@@ -4026,7 +3820,6 @@
               <w:jc w:val="center"/>
               <w:rPr>
                 <w:rFonts w:ascii="맑은 고딕" w:eastAsia="맑은 고딕" w:cs="맑은 고딕"/>
-                <w:color w:val="000000"/>
                 <w:kern w:val="0"/>
                 <w:sz w:val="22"/>
               </w:rPr>
@@ -4045,7 +3838,6 @@
               <w:jc w:val="center"/>
               <w:rPr>
                 <w:rFonts w:ascii="맑은 고딕" w:eastAsia="맑은 고딕" w:cs="맑은 고딕"/>
-                <w:color w:val="000000"/>
                 <w:kern w:val="0"/>
                 <w:sz w:val="22"/>
               </w:rPr>
@@ -4071,7 +3863,6 @@
                 <w:rFonts w:ascii="맑은 고딕" w:eastAsia="맑은 고딕" w:cs="맑은 고딕"/>
                 <w:b/>
                 <w:bCs/>
-                <w:color w:val="000000"/>
                 <w:kern w:val="0"/>
                 <w:sz w:val="22"/>
               </w:rPr>
@@ -4089,15 +3880,13 @@
               <w:jc w:val="left"/>
               <w:rPr>
                 <w:rFonts w:ascii="맑은 고딕" w:eastAsia="맑은 고딕" w:cs="맑은 고딕"/>
-                <w:color w:val="000000"/>
-                <w:kern w:val="0"/>
-                <w:sz w:val="22"/>
-              </w:rPr>
-            </w:pPr>
-            <w:r>
-              <w:rPr>
-                <w:rFonts w:ascii="맑은 고딕" w:eastAsia="맑은 고딕" w:cs="맑은 고딕" w:hint="eastAsia"/>
-                <w:color w:val="000000"/>
+                <w:kern w:val="0"/>
+                <w:sz w:val="22"/>
+              </w:rPr>
+            </w:pPr>
+            <w:r>
+              <w:rPr>
+                <w:rFonts w:ascii="맑은 고딕" w:eastAsia="맑은 고딕" w:cs="맑은 고딕" w:hint="eastAsia"/>
                 <w:kern w:val="0"/>
                 <w:sz w:val="22"/>
               </w:rPr>
@@ -4106,7 +3895,6 @@
             <w:r>
               <w:rPr>
                 <w:rFonts w:ascii="맑은 고딕" w:eastAsia="맑은 고딕" w:cs="맑은 고딕"/>
-                <w:color w:val="000000"/>
                 <w:kern w:val="0"/>
                 <w:sz w:val="22"/>
               </w:rPr>
@@ -4115,7 +3903,6 @@
             <w:r>
               <w:rPr>
                 <w:rFonts w:ascii="맑은 고딕" w:eastAsia="맑은 고딕" w:cs="맑은 고딕" w:hint="eastAsia"/>
-                <w:color w:val="000000"/>
                 <w:kern w:val="0"/>
                 <w:sz w:val="22"/>
               </w:rPr>
@@ -4124,7 +3911,6 @@
             <w:r>
               <w:rPr>
                 <w:rFonts w:ascii="맑은 고딕" w:eastAsia="맑은 고딕" w:cs="맑은 고딕"/>
-                <w:color w:val="000000"/>
                 <w:kern w:val="0"/>
                 <w:sz w:val="22"/>
               </w:rPr>
@@ -4133,7 +3919,6 @@
             <w:r>
               <w:rPr>
                 <w:rFonts w:ascii="맑은 고딕" w:eastAsia="맑은 고딕" w:cs="맑은 고딕" w:hint="eastAsia"/>
-                <w:color w:val="000000"/>
                 <w:kern w:val="0"/>
                 <w:sz w:val="22"/>
               </w:rPr>
@@ -4142,7 +3927,6 @@
             <w:r>
               <w:rPr>
                 <w:rFonts w:ascii="맑은 고딕" w:eastAsia="맑은 고딕" w:cs="맑은 고딕"/>
-                <w:color w:val="000000"/>
                 <w:kern w:val="0"/>
                 <w:sz w:val="22"/>
               </w:rPr>
@@ -4151,7 +3935,6 @@
             <w:r>
               <w:rPr>
                 <w:rFonts w:ascii="맑은 고딕" w:eastAsia="맑은 고딕" w:cs="맑은 고딕" w:hint="eastAsia"/>
-                <w:color w:val="000000"/>
                 <w:kern w:val="0"/>
                 <w:sz w:val="22"/>
               </w:rPr>
@@ -4160,7 +3943,6 @@
             <w:r>
               <w:rPr>
                 <w:rFonts w:ascii="맑은 고딕" w:eastAsia="맑은 고딕" w:cs="맑은 고딕"/>
-                <w:color w:val="000000"/>
                 <w:kern w:val="0"/>
                 <w:sz w:val="22"/>
               </w:rPr>
@@ -4169,7 +3951,6 @@
             <w:r>
               <w:rPr>
                 <w:rFonts w:ascii="맑은 고딕" w:eastAsia="맑은 고딕" w:cs="맑은 고딕" w:hint="eastAsia"/>
-                <w:color w:val="000000"/>
                 <w:kern w:val="0"/>
                 <w:sz w:val="22"/>
               </w:rPr>
@@ -4178,7 +3959,6 @@
             <w:r>
               <w:rPr>
                 <w:rFonts w:ascii="맑은 고딕" w:eastAsia="맑은 고딕" w:cs="맑은 고딕"/>
-                <w:color w:val="000000"/>
                 <w:kern w:val="0"/>
                 <w:sz w:val="22"/>
               </w:rPr>
@@ -4187,7 +3967,6 @@
             <w:r>
               <w:rPr>
                 <w:rFonts w:ascii="맑은 고딕" w:eastAsia="맑은 고딕" w:cs="맑은 고딕" w:hint="eastAsia"/>
-                <w:color w:val="000000"/>
                 <w:kern w:val="0"/>
                 <w:sz w:val="22"/>
               </w:rPr>
@@ -4206,7 +3985,6 @@
               <w:jc w:val="left"/>
               <w:rPr>
                 <w:rFonts w:ascii="맑은 고딕" w:eastAsia="맑은 고딕" w:cs="맑은 고딕"/>
-                <w:color w:val="000000"/>
                 <w:kern w:val="0"/>
                 <w:sz w:val="22"/>
               </w:rPr>
@@ -4225,7 +4003,6 @@
               <w:jc w:val="center"/>
               <w:rPr>
                 <w:rFonts w:ascii="맑은 고딕" w:eastAsia="맑은 고딕" w:cs="맑은 고딕"/>
-                <w:color w:val="000000"/>
                 <w:kern w:val="0"/>
                 <w:sz w:val="22"/>
               </w:rPr>
@@ -4244,7 +4021,6 @@
               <w:jc w:val="center"/>
               <w:rPr>
                 <w:rFonts w:ascii="맑은 고딕" w:eastAsia="맑은 고딕" w:cs="맑은 고딕"/>
-                <w:color w:val="000000"/>
                 <w:kern w:val="0"/>
                 <w:sz w:val="22"/>
               </w:rPr>
@@ -4263,7 +4039,6 @@
         <w:jc w:val="left"/>
         <w:rPr>
           <w:rFonts w:eastAsiaTheme="minorHAnsi" w:cs="굴림"/>
-          <w:color w:val="000000"/>
           <w:kern w:val="0"/>
           <w:sz w:val="22"/>
         </w:rPr>
@@ -4279,7 +4054,6 @@
         <w:jc w:val="left"/>
         <w:rPr>
           <w:rFonts w:eastAsiaTheme="minorHAnsi" w:cs="굴림"/>
-          <w:color w:val="000000"/>
           <w:kern w:val="0"/>
           <w:sz w:val="22"/>
         </w:rPr>
@@ -4287,7 +4061,6 @@
       <w:r>
         <w:rPr>
           <w:rFonts w:eastAsiaTheme="minorHAnsi" w:cs="굴림" w:hint="eastAsia"/>
-          <w:color w:val="000000"/>
           <w:kern w:val="0"/>
           <w:sz w:val="22"/>
         </w:rPr>
@@ -4296,7 +4069,6 @@
       <w:r>
         <w:rPr>
           <w:rFonts w:eastAsiaTheme="minorHAnsi" w:cs="굴림"/>
-          <w:color w:val="000000"/>
           <w:kern w:val="0"/>
           <w:sz w:val="22"/>
         </w:rPr>
@@ -4305,7 +4077,6 @@
       <w:r>
         <w:rPr>
           <w:rFonts w:eastAsiaTheme="minorHAnsi" w:cs="굴림" w:hint="eastAsia"/>
-          <w:color w:val="000000"/>
           <w:kern w:val="0"/>
           <w:sz w:val="22"/>
         </w:rPr>
@@ -4314,7 +4085,6 @@
       <w:r>
         <w:rPr>
           <w:rFonts w:eastAsiaTheme="minorHAnsi" w:cs="굴림"/>
-          <w:color w:val="000000"/>
           <w:kern w:val="0"/>
           <w:sz w:val="22"/>
         </w:rPr>
@@ -4323,7 +4093,6 @@
       <w:r>
         <w:rPr>
           <w:rFonts w:eastAsiaTheme="minorHAnsi" w:cs="굴림" w:hint="eastAsia"/>
-          <w:color w:val="000000"/>
           <w:kern w:val="0"/>
           <w:sz w:val="22"/>
         </w:rPr>
@@ -4942,7 +4711,6 @@
     <w:name w:val="Hyperlink"/>
     <w:basedOn w:val="a0"/>
     <w:uiPriority w:val="99"/>
-    <w:semiHidden/>
     <w:unhideWhenUsed/>
     <w:rsid w:val="00B521DC"/>
     <w:rPr>
@@ -5179,6 +4947,18 @@
     <w:rPr>
       <w:color w:val="954F72" w:themeColor="followedHyperlink"/>
       <w:u w:val="single"/>
+    </w:rPr>
+  </w:style>
+  <w:style w:type="character" w:styleId="a7">
+    <w:name w:val="Unresolved Mention"/>
+    <w:basedOn w:val="a0"/>
+    <w:uiPriority w:val="99"/>
+    <w:semiHidden/>
+    <w:unhideWhenUsed/>
+    <w:rsid w:val="005E1E0A"/>
+    <w:rPr>
+      <w:color w:val="605E5C"/>
+      <w:shd w:val="clear" w:color="auto" w:fill="E1DFDD"/>
     </w:rPr>
   </w:style>
 </w:styles>
